--- a/public/documentos/ALC-03-plan-de-gestion-de-la-calidad.docx
+++ b/public/documentos/ALC-03-plan-de-gestion-de-la-calidad.docx
@@ -52,7 +52,7 @@
                 <w:noProof/>
               </w:rPr>
               <w:drawing>
-                <wp:inline distT="0" distB="0" distL="0" distR="0" wp14:anchorId="4E6BDF94" wp14:editId="1B6D13C0">
+                <wp:inline distT="0" distB="0" distL="0" distR="0" wp14:anchorId="3573742B" wp14:editId="293C5C35">
                   <wp:extent cx="990600" cy="990600"/>
                   <wp:effectExtent l="0" t="0" r="0" b="0"/>
                   <wp:docPr id="1" name="Imagen 1"/>
@@ -171,10 +171,10 @@
                 <w:noProof/>
               </w:rPr>
               <w:drawing>
-                <wp:inline distT="0" distB="0" distL="0" distR="0" wp14:anchorId="429B5E34" wp14:editId="5D79C63C">
+                <wp:inline distT="0" distB="0" distL="0" distR="0" wp14:anchorId="0BAA14C7" wp14:editId="16EBE0A0">
                   <wp:extent cx="800100" cy="800100"/>
                   <wp:effectExtent l="0" t="0" r="0" b="0"/>
-                  <wp:docPr id="904039846" name="Imagen 904039846"/>
+                  <wp:docPr id="487610244" name="Imagen 487610244"/>
                   <wp:cNvGraphicFramePr>
                     <a:graphicFrameLocks xmlns:a="http://schemas.openxmlformats.org/drawingml/2006/main" noChangeAspect="1"/>
                   </wp:cNvGraphicFramePr>
@@ -2585,7 +2585,7 @@
     <w:sdt>
       <w:sdtPr>
         <w:alias w:val="Contenido"/>
-        <w:id w:val="278151311"/>
+        <w:id w:val="643694448"/>
       </w:sdtPr>
       <w:sdtEndPr/>
       <w:sdtContent>
@@ -2611,7 +2611,7 @@
           <w:r>
             <w:fldChar w:fldCharType="separate"/>
           </w:r>
-          <w:hyperlink w:anchor="_Toc242536797" w:history="1">
+          <w:hyperlink w:anchor="_Toc242538825" w:history="1">
             <w:r>
               <w:rPr>
                 <w:rStyle w:val="Hipervnculo"/>
@@ -2635,7 +2635,7 @@
               <w:rPr>
                 <w:noProof/>
               </w:rPr>
-              <w:instrText xml:space="preserve"> PAGEREF _Toc242536797 \h </w:instrText>
+              <w:instrText xml:space="preserve"> PAGEREF _Toc242538825 \h </w:instrText>
             </w:r>
             <w:r>
               <w:rPr>
@@ -2675,7 +2675,7 @@
               <w14:ligatures w14:val="standardContextual"/>
             </w:rPr>
           </w:pPr>
-          <w:hyperlink w:anchor="_Toc242536798" w:history="1">
+          <w:hyperlink w:anchor="_Toc242538826" w:history="1">
             <w:r>
               <w:rPr>
                 <w:rStyle w:val="Hipervnculo"/>
@@ -2699,7 +2699,7 @@
               <w:rPr>
                 <w:noProof/>
               </w:rPr>
-              <w:instrText xml:space="preserve"> PAGEREF _Toc242536798 \h </w:instrText>
+              <w:instrText xml:space="preserve"> PAGEREF _Toc242538826 \h </w:instrText>
             </w:r>
             <w:r>
               <w:rPr>
@@ -2739,7 +2739,7 @@
               <w14:ligatures w14:val="standardContextual"/>
             </w:rPr>
           </w:pPr>
-          <w:hyperlink w:anchor="_Toc242536799" w:history="1">
+          <w:hyperlink w:anchor="_Toc242538827" w:history="1">
             <w:r>
               <w:rPr>
                 <w:rStyle w:val="Hipervnculo"/>
@@ -2763,7 +2763,7 @@
               <w:rPr>
                 <w:noProof/>
               </w:rPr>
-              <w:instrText xml:space="preserve"> PAGEREF _Toc242536799 \h </w:instrText>
+              <w:instrText xml:space="preserve"> PAGEREF _Toc242538827 \h </w:instrText>
             </w:r>
             <w:r>
               <w:rPr>
@@ -2803,7 +2803,7 @@
               <w14:ligatures w14:val="standardContextual"/>
             </w:rPr>
           </w:pPr>
-          <w:hyperlink w:anchor="_Toc242536800" w:history="1">
+          <w:hyperlink w:anchor="_Toc242538828" w:history="1">
             <w:r>
               <w:rPr>
                 <w:rStyle w:val="Hipervnculo"/>
@@ -2827,7 +2827,7 @@
               <w:rPr>
                 <w:noProof/>
               </w:rPr>
-              <w:instrText xml:space="preserve"> PAGEREF _Toc242536800 \h </w:instrText>
+              <w:instrText xml:space="preserve"> PAGEREF _Toc242538828 \h </w:instrText>
             </w:r>
             <w:r>
               <w:rPr>
@@ -2867,7 +2867,7 @@
               <w14:ligatures w14:val="standardContextual"/>
             </w:rPr>
           </w:pPr>
-          <w:hyperlink w:anchor="_Toc242536801" w:history="1">
+          <w:hyperlink w:anchor="_Toc242538829" w:history="1">
             <w:r>
               <w:rPr>
                 <w:rStyle w:val="Hipervnculo"/>
@@ -2891,7 +2891,7 @@
               <w:rPr>
                 <w:noProof/>
               </w:rPr>
-              <w:instrText xml:space="preserve"> PAGEREF _Toc242536801 \h </w:instrText>
+              <w:instrText xml:space="preserve"> PAGEREF _Toc242538829 \h </w:instrText>
             </w:r>
             <w:r>
               <w:rPr>
@@ -2931,7 +2931,7 @@
               <w14:ligatures w14:val="standardContextual"/>
             </w:rPr>
           </w:pPr>
-          <w:hyperlink w:anchor="_Toc242536802" w:history="1">
+          <w:hyperlink w:anchor="_Toc242538830" w:history="1">
             <w:r>
               <w:rPr>
                 <w:rStyle w:val="Hipervnculo"/>
@@ -2955,7 +2955,7 @@
               <w:rPr>
                 <w:noProof/>
               </w:rPr>
-              <w:instrText xml:space="preserve"> PAGEREF _Toc242536802 \h </w:instrText>
+              <w:instrText xml:space="preserve"> PAGEREF _Toc242538830 \h </w:instrText>
             </w:r>
             <w:r>
               <w:rPr>
@@ -2995,7 +2995,7 @@
               <w14:ligatures w14:val="standardContextual"/>
             </w:rPr>
           </w:pPr>
-          <w:hyperlink w:anchor="_Toc242536803" w:history="1">
+          <w:hyperlink w:anchor="_Toc242538831" w:history="1">
             <w:r>
               <w:rPr>
                 <w:rStyle w:val="Hipervnculo"/>
@@ -3019,7 +3019,7 @@
               <w:rPr>
                 <w:noProof/>
               </w:rPr>
-              <w:instrText xml:space="preserve"> PAGEREF _Toc242536803 \h </w:instrText>
+              <w:instrText xml:space="preserve"> PAGEREF _Toc242538831 \h </w:instrText>
             </w:r>
             <w:r>
               <w:rPr>
@@ -3069,7 +3069,7 @@
       <w:pPr>
         <w:pStyle w:val="Ttulo1"/>
       </w:pPr>
-      <w:bookmarkStart w:id="0" w:name="_Toc242536797"/>
+      <w:bookmarkStart w:id="0" w:name="_Toc242538825"/>
       <w:r>
         <w:lastRenderedPageBreak/>
         <w:t>1. Enfoque de la calidad</w:t>
@@ -3588,7 +3588,7 @@
       <w:pPr>
         <w:pStyle w:val="Ttulo1"/>
       </w:pPr>
-      <w:bookmarkStart w:id="1" w:name="_Toc242536798"/>
+      <w:bookmarkStart w:id="1" w:name="_Toc242538826"/>
       <w:r>
         <w:t>2. Estándares y normas aplicables</w:t>
       </w:r>
@@ -3668,7 +3668,7 @@
       <w:pPr>
         <w:pStyle w:val="Ttulo1"/>
       </w:pPr>
-      <w:bookmarkStart w:id="2" w:name="_Toc242536799"/>
+      <w:bookmarkStart w:id="2" w:name="_Toc242538827"/>
       <w:r>
         <w:t>3. Métricas de calidad del producto</w:t>
       </w:r>
@@ -5663,7 +5663,7 @@
       <w:pPr>
         <w:pStyle w:val="Ttulo1"/>
       </w:pPr>
-      <w:bookmarkStart w:id="3" w:name="_Toc242536800"/>
+      <w:bookmarkStart w:id="3" w:name="_Toc242538828"/>
       <w:r>
         <w:t>4. Métricas de calidad del proyecto</w:t>
       </w:r>
@@ -6405,7 +6405,7 @@
       <w:pPr>
         <w:pStyle w:val="Ttulo1"/>
       </w:pPr>
-      <w:bookmarkStart w:id="4" w:name="_Toc242536801"/>
+      <w:bookmarkStart w:id="4" w:name="_Toc242538829"/>
       <w:r>
         <w:t>5. Aseguramiento de la calidad</w:t>
       </w:r>
@@ -6520,7 +6520,7 @@
       <w:pPr>
         <w:pStyle w:val="Ttulo1"/>
       </w:pPr>
-      <w:bookmarkStart w:id="5" w:name="_Toc242536802"/>
+      <w:bookmarkStart w:id="5" w:name="_Toc242538830"/>
       <w:r>
         <w:t>6. Control de la calidad</w:t>
       </w:r>
@@ -7981,7 +7981,7 @@
       <w:pPr>
         <w:pStyle w:val="Ttulo1"/>
       </w:pPr>
-      <w:bookmarkStart w:id="6" w:name="_Toc242536803"/>
+      <w:bookmarkStart w:id="6" w:name="_Toc242538831"/>
       <w:r>
         <w:t>7. Roles y registros</w:t>
       </w:r>
@@ -8904,10 +8904,118 @@
 <file path=word/numbering.xml><?xml version="1.0" encoding="utf-8"?>
 <w:numbering xmlns:wpc="http://schemas.microsoft.com/office/word/2010/wordprocessingCanvas" xmlns:cx="http://schemas.microsoft.com/office/drawing/2014/chartex" xmlns:cx1="http://schemas.microsoft.com/office/drawing/2015/9/8/chartex" xmlns:cx2="http://schemas.microsoft.com/office/drawing/2015/10/21/chartex" xmlns:cx3="http://schemas.microsoft.com/office/drawing/2016/5/9/chartex" xmlns:cx4="http://schemas.microsoft.com/office/drawing/2016/5/10/chartex" xmlns:cx5="http://schemas.microsoft.com/office/drawing/2016/5/11/chartex" xmlns:cx6="http://schemas.microsoft.com/office/drawing/2016/5/12/chartex" xmlns:cx7="http://schemas.microsoft.com/office/drawing/2016/5/13/chartex" xmlns:cx8="http://schemas.microsoft.com/office/drawing/2016/5/14/chartex" xmlns:mc="http://schemas.openxmlformats.org/markup-compatibility/2006" xmlns:aink="http://schemas.microsoft.com/office/drawing/2016/ink" xmlns:am3d="http://schemas.microsoft.com/office/drawing/2017/model3d" xmlns:o="urn:schemas-microsoft-com:office:office" xmlns:oel="http://schemas.microsoft.com/office/2019/extlst" xmlns:r="http://schemas.openxmlformats.org/officeDocument/2006/relationships" xmlns:m="http://schemas.openxmlformats.org/officeDocument/2006/math" xmlns:v="urn:schemas-microsoft-com:vml" xmlns:wp14="http://schemas.microsoft.com/office/word/2010/wordprocessingDrawing" xmlns:wp="http://schemas.openxmlformats.org/drawingml/2006/wordprocessingDrawing" xmlns:w10="urn:schemas-microsoft-com:office:word" xmlns:w="http://schemas.openxmlformats.org/wordprocessingml/2006/main" xmlns:w14="http://schemas.microsoft.com/office/word/2010/wordml" xmlns:w15="http://schemas.microsoft.com/office/word/2012/wordml" xmlns:w16cex="http://schemas.microsoft.com/office/word/2018/wordml/cex" xmlns:w16cid="http://schemas.microsoft.com/office/word/2016/wordml/cid" xmlns:w16="http://schemas.microsoft.com/office/word/2018/wordml" xmlns:w16du="http://schemas.microsoft.com/office/word/2023/wordml/word16du" xmlns:w16sdtdh="http://schemas.microsoft.com/office/word/2020/wordml/sdtdatahash" xmlns:w16sdtfl="http://schemas.microsoft.com/office/word/2024/wordml/sdtformatlock" xmlns:w16se="http://schemas.microsoft.com/office/word/2015/wordml/symex" xmlns:wpg="http://schemas.microsoft.com/office/word/2010/wordprocessingGroup" xmlns:wpi="http://schemas.microsoft.com/office/word/2010/wordprocessingInk" xmlns:wne="http://schemas.microsoft.com/office/word/2006/wordml" xmlns:wps="http://schemas.microsoft.com/office/word/2010/wordprocessingShape" mc:Ignorable="w14 w15 w16se w16cid w16 w16cex w16sdtdh w16sdtfl w16du wp14">
   <w:abstractNum w:abstractNumId="0" w15:restartNumberingAfterBreak="0">
-    <w:nsid w:val="13D21E8B"/>
+    <w:nsid w:val="0D7D30E1"/>
     <w:multiLevelType w:val="hybridMultilevel"/>
-    <w:tmpl w:val="E1A0427E"/>
-    <w:lvl w:ilvl="0" w:tplc="67FA712A">
+    <w:tmpl w:val="E12A978C"/>
+    <w:lvl w:ilvl="0" w:tplc="501EE12E">
+      <w:start w:val="1"/>
+      <w:numFmt w:val="bullet"/>
+      <w:lvlText w:val="•"/>
+      <w:lvlJc w:val="left"/>
+      <w:pPr>
+        <w:ind w:left="560" w:hanging="280"/>
+      </w:pPr>
+    </w:lvl>
+    <w:lvl w:ilvl="1" w:tplc="2FB6A9B6">
+      <w:numFmt w:val="decimal"/>
+      <w:lvlText w:val=""/>
+      <w:lvlJc w:val="left"/>
+    </w:lvl>
+    <w:lvl w:ilvl="2" w:tplc="48507D30">
+      <w:numFmt w:val="decimal"/>
+      <w:lvlText w:val=""/>
+      <w:lvlJc w:val="left"/>
+    </w:lvl>
+    <w:lvl w:ilvl="3" w:tplc="2F88D21C">
+      <w:numFmt w:val="decimal"/>
+      <w:lvlText w:val=""/>
+      <w:lvlJc w:val="left"/>
+    </w:lvl>
+    <w:lvl w:ilvl="4" w:tplc="36363E28">
+      <w:numFmt w:val="decimal"/>
+      <w:lvlText w:val=""/>
+      <w:lvlJc w:val="left"/>
+    </w:lvl>
+    <w:lvl w:ilvl="5" w:tplc="CFAEFDB4">
+      <w:numFmt w:val="decimal"/>
+      <w:lvlText w:val=""/>
+      <w:lvlJc w:val="left"/>
+    </w:lvl>
+    <w:lvl w:ilvl="6" w:tplc="9E6AB1AE">
+      <w:numFmt w:val="decimal"/>
+      <w:lvlText w:val=""/>
+      <w:lvlJc w:val="left"/>
+    </w:lvl>
+    <w:lvl w:ilvl="7" w:tplc="E8FEFB6C">
+      <w:numFmt w:val="decimal"/>
+      <w:lvlText w:val=""/>
+      <w:lvlJc w:val="left"/>
+    </w:lvl>
+    <w:lvl w:ilvl="8" w:tplc="E6E6B392">
+      <w:numFmt w:val="decimal"/>
+      <w:lvlText w:val=""/>
+      <w:lvlJc w:val="left"/>
+    </w:lvl>
+  </w:abstractNum>
+  <w:abstractNum w:abstractNumId="1" w15:restartNumberingAfterBreak="0">
+    <w:nsid w:val="47861AC0"/>
+    <w:multiLevelType w:val="hybridMultilevel"/>
+    <w:tmpl w:val="C7906160"/>
+    <w:lvl w:ilvl="0" w:tplc="360E118E">
+      <w:start w:val="1"/>
+      <w:numFmt w:val="decimal"/>
+      <w:lvlText w:val="%1."/>
+      <w:lvlJc w:val="left"/>
+      <w:pPr>
+        <w:ind w:left="560" w:hanging="340"/>
+      </w:pPr>
+    </w:lvl>
+    <w:lvl w:ilvl="1" w:tplc="D160C7E4">
+      <w:numFmt w:val="decimal"/>
+      <w:lvlText w:val=""/>
+      <w:lvlJc w:val="left"/>
+    </w:lvl>
+    <w:lvl w:ilvl="2" w:tplc="3246168C">
+      <w:numFmt w:val="decimal"/>
+      <w:lvlText w:val=""/>
+      <w:lvlJc w:val="left"/>
+    </w:lvl>
+    <w:lvl w:ilvl="3" w:tplc="5E1E4394">
+      <w:numFmt w:val="decimal"/>
+      <w:lvlText w:val=""/>
+      <w:lvlJc w:val="left"/>
+    </w:lvl>
+    <w:lvl w:ilvl="4" w:tplc="D9BE0066">
+      <w:numFmt w:val="decimal"/>
+      <w:lvlText w:val=""/>
+      <w:lvlJc w:val="left"/>
+    </w:lvl>
+    <w:lvl w:ilvl="5" w:tplc="B39ACFB4">
+      <w:numFmt w:val="decimal"/>
+      <w:lvlText w:val=""/>
+      <w:lvlJc w:val="left"/>
+    </w:lvl>
+    <w:lvl w:ilvl="6" w:tplc="E19CA808">
+      <w:numFmt w:val="decimal"/>
+      <w:lvlText w:val=""/>
+      <w:lvlJc w:val="left"/>
+    </w:lvl>
+    <w:lvl w:ilvl="7" w:tplc="D48C9F86">
+      <w:numFmt w:val="decimal"/>
+      <w:lvlText w:val=""/>
+      <w:lvlJc w:val="left"/>
+    </w:lvl>
+    <w:lvl w:ilvl="8" w:tplc="72387006">
+      <w:numFmt w:val="decimal"/>
+      <w:lvlText w:val=""/>
+      <w:lvlJc w:val="left"/>
+    </w:lvl>
+  </w:abstractNum>
+  <w:abstractNum w:abstractNumId="2" w15:restartNumberingAfterBreak="0">
+    <w:nsid w:val="7AB40C48"/>
+    <w:multiLevelType w:val="hybridMultilevel"/>
+    <w:tmpl w:val="B0B6DDC6"/>
+    <w:lvl w:ilvl="0" w:tplc="8F88E194">
       <w:start w:val="1"/>
       <w:numFmt w:val="bullet"/>
       <w:lvlText w:val="●"/>
@@ -8916,7 +9024,7 @@
         <w:ind w:left="720" w:hanging="360"/>
       </w:pPr>
     </w:lvl>
-    <w:lvl w:ilvl="1" w:tplc="D43C8DEE">
+    <w:lvl w:ilvl="1" w:tplc="A3546076">
       <w:start w:val="1"/>
       <w:numFmt w:val="bullet"/>
       <w:lvlText w:val="○"/>
@@ -8925,7 +9033,7 @@
         <w:ind w:left="1440" w:hanging="360"/>
       </w:pPr>
     </w:lvl>
-    <w:lvl w:ilvl="2" w:tplc="498AA2A0">
+    <w:lvl w:ilvl="2" w:tplc="EB9683E0">
       <w:start w:val="1"/>
       <w:numFmt w:val="bullet"/>
       <w:lvlText w:val="■"/>
@@ -8934,7 +9042,7 @@
         <w:ind w:left="2160" w:hanging="360"/>
       </w:pPr>
     </w:lvl>
-    <w:lvl w:ilvl="3" w:tplc="55C24682">
+    <w:lvl w:ilvl="3" w:tplc="86EA542C">
       <w:start w:val="1"/>
       <w:numFmt w:val="bullet"/>
       <w:lvlText w:val="●"/>
@@ -8943,7 +9051,7 @@
         <w:ind w:left="2880" w:hanging="360"/>
       </w:pPr>
     </w:lvl>
-    <w:lvl w:ilvl="4" w:tplc="5BE03788">
+    <w:lvl w:ilvl="4" w:tplc="7656581A">
       <w:start w:val="1"/>
       <w:numFmt w:val="bullet"/>
       <w:lvlText w:val="○"/>
@@ -8952,7 +9060,7 @@
         <w:ind w:left="3600" w:hanging="360"/>
       </w:pPr>
     </w:lvl>
-    <w:lvl w:ilvl="5" w:tplc="B63EE336">
+    <w:lvl w:ilvl="5" w:tplc="78A6FC00">
       <w:start w:val="1"/>
       <w:numFmt w:val="bullet"/>
       <w:lvlText w:val="■"/>
@@ -8961,7 +9069,7 @@
         <w:ind w:left="4320" w:hanging="360"/>
       </w:pPr>
     </w:lvl>
-    <w:lvl w:ilvl="6" w:tplc="40CA164E">
+    <w:lvl w:ilvl="6" w:tplc="0FBCE15C">
       <w:start w:val="1"/>
       <w:numFmt w:val="bullet"/>
       <w:lvlText w:val="●"/>
@@ -8970,7 +9078,7 @@
         <w:ind w:left="5040" w:hanging="360"/>
       </w:pPr>
     </w:lvl>
-    <w:lvl w:ilvl="7" w:tplc="341A2F82">
+    <w:lvl w:ilvl="7" w:tplc="131A35AA">
       <w:start w:val="1"/>
       <w:numFmt w:val="bullet"/>
       <w:lvlText w:val="●"/>
@@ -8979,7 +9087,7 @@
         <w:ind w:left="5760" w:hanging="360"/>
       </w:pPr>
     </w:lvl>
-    <w:lvl w:ilvl="8" w:tplc="F8D8365E">
+    <w:lvl w:ilvl="8" w:tplc="45E49942">
       <w:start w:val="1"/>
       <w:numFmt w:val="bullet"/>
       <w:lvlText w:val="●"/>
@@ -8989,128 +9097,20 @@
       </w:pPr>
     </w:lvl>
   </w:abstractNum>
-  <w:abstractNum w:abstractNumId="1" w15:restartNumberingAfterBreak="0">
-    <w:nsid w:val="37016FCB"/>
-    <w:multiLevelType w:val="hybridMultilevel"/>
-    <w:tmpl w:val="0FE045A4"/>
-    <w:lvl w:ilvl="0" w:tplc="0CF43892">
-      <w:start w:val="1"/>
-      <w:numFmt w:val="bullet"/>
-      <w:lvlText w:val="•"/>
-      <w:lvlJc w:val="left"/>
-      <w:pPr>
-        <w:ind w:left="560" w:hanging="280"/>
-      </w:pPr>
-    </w:lvl>
-    <w:lvl w:ilvl="1" w:tplc="CC7E86DE">
-      <w:numFmt w:val="decimal"/>
-      <w:lvlText w:val=""/>
-      <w:lvlJc w:val="left"/>
-    </w:lvl>
-    <w:lvl w:ilvl="2" w:tplc="98346796">
-      <w:numFmt w:val="decimal"/>
-      <w:lvlText w:val=""/>
-      <w:lvlJc w:val="left"/>
-    </w:lvl>
-    <w:lvl w:ilvl="3" w:tplc="5FE8B626">
-      <w:numFmt w:val="decimal"/>
-      <w:lvlText w:val=""/>
-      <w:lvlJc w:val="left"/>
-    </w:lvl>
-    <w:lvl w:ilvl="4" w:tplc="6E120038">
-      <w:numFmt w:val="decimal"/>
-      <w:lvlText w:val=""/>
-      <w:lvlJc w:val="left"/>
-    </w:lvl>
-    <w:lvl w:ilvl="5" w:tplc="9D461A3A">
-      <w:numFmt w:val="decimal"/>
-      <w:lvlText w:val=""/>
-      <w:lvlJc w:val="left"/>
-    </w:lvl>
-    <w:lvl w:ilvl="6" w:tplc="71B4899E">
-      <w:numFmt w:val="decimal"/>
-      <w:lvlText w:val=""/>
-      <w:lvlJc w:val="left"/>
-    </w:lvl>
-    <w:lvl w:ilvl="7" w:tplc="D8A48EB4">
-      <w:numFmt w:val="decimal"/>
-      <w:lvlText w:val=""/>
-      <w:lvlJc w:val="left"/>
-    </w:lvl>
-    <w:lvl w:ilvl="8" w:tplc="3294CCE0">
-      <w:numFmt w:val="decimal"/>
-      <w:lvlText w:val=""/>
-      <w:lvlJc w:val="left"/>
-    </w:lvl>
-  </w:abstractNum>
-  <w:abstractNum w:abstractNumId="2" w15:restartNumberingAfterBreak="0">
-    <w:nsid w:val="701242BA"/>
-    <w:multiLevelType w:val="hybridMultilevel"/>
-    <w:tmpl w:val="4EFED0C6"/>
-    <w:lvl w:ilvl="0" w:tplc="D760FD6C">
-      <w:start w:val="1"/>
-      <w:numFmt w:val="decimal"/>
-      <w:lvlText w:val="%1."/>
-      <w:lvlJc w:val="left"/>
-      <w:pPr>
-        <w:ind w:left="560" w:hanging="340"/>
-      </w:pPr>
-    </w:lvl>
-    <w:lvl w:ilvl="1" w:tplc="B5DAE1CC">
-      <w:numFmt w:val="decimal"/>
-      <w:lvlText w:val=""/>
-      <w:lvlJc w:val="left"/>
-    </w:lvl>
-    <w:lvl w:ilvl="2" w:tplc="E4D8E120">
-      <w:numFmt w:val="decimal"/>
-      <w:lvlText w:val=""/>
-      <w:lvlJc w:val="left"/>
-    </w:lvl>
-    <w:lvl w:ilvl="3" w:tplc="3AD67F3E">
-      <w:numFmt w:val="decimal"/>
-      <w:lvlText w:val=""/>
-      <w:lvlJc w:val="left"/>
-    </w:lvl>
-    <w:lvl w:ilvl="4" w:tplc="D26E8008">
-      <w:numFmt w:val="decimal"/>
-      <w:lvlText w:val=""/>
-      <w:lvlJc w:val="left"/>
-    </w:lvl>
-    <w:lvl w:ilvl="5" w:tplc="4F20057E">
-      <w:numFmt w:val="decimal"/>
-      <w:lvlText w:val=""/>
-      <w:lvlJc w:val="left"/>
-    </w:lvl>
-    <w:lvl w:ilvl="6" w:tplc="F72638AA">
-      <w:numFmt w:val="decimal"/>
-      <w:lvlText w:val=""/>
-      <w:lvlJc w:val="left"/>
-    </w:lvl>
-    <w:lvl w:ilvl="7" w:tplc="2C566432">
-      <w:numFmt w:val="decimal"/>
-      <w:lvlText w:val=""/>
-      <w:lvlJc w:val="left"/>
-    </w:lvl>
-    <w:lvl w:ilvl="8" w:tplc="61C8A58C">
-      <w:numFmt w:val="decimal"/>
-      <w:lvlText w:val=""/>
-      <w:lvlJc w:val="left"/>
-    </w:lvl>
-  </w:abstractNum>
-  <w:num w:numId="1" w16cid:durableId="1548833878">
+  <w:num w:numId="1" w16cid:durableId="311252867">
+    <w:abstractNumId w:val="2"/>
+    <w:lvlOverride w:ilvl="0">
+      <w:startOverride w:val="1"/>
+    </w:lvlOverride>
+  </w:num>
+  <w:num w:numId="2" w16cid:durableId="153306406">
     <w:abstractNumId w:val="0"/>
     <w:lvlOverride w:ilvl="0">
       <w:startOverride w:val="1"/>
     </w:lvlOverride>
   </w:num>
-  <w:num w:numId="2" w16cid:durableId="1441682071">
+  <w:num w:numId="3" w16cid:durableId="1216963333">
     <w:abstractNumId w:val="1"/>
-    <w:lvlOverride w:ilvl="0">
-      <w:startOverride w:val="1"/>
-    </w:lvlOverride>
-  </w:num>
-  <w:num w:numId="3" w16cid:durableId="453408289">
-    <w:abstractNumId w:val="2"/>
     <w:lvlOverride w:ilvl="0">
       <w:startOverride w:val="1"/>
     </w:lvlOverride>
@@ -9702,7 +9702,7 @@
     <w:autoRedefine/>
     <w:uiPriority w:val="39"/>
     <w:unhideWhenUsed/>
-    <w:rsid w:val="0017125C"/>
+    <w:rsid w:val="00F520EE"/>
     <w:pPr>
       <w:spacing w:after="100"/>
     </w:pPr>

--- a/public/documentos/ALC-03-plan-de-gestion-de-la-calidad.docx
+++ b/public/documentos/ALC-03-plan-de-gestion-de-la-calidad.docx
@@ -52,7 +52,7 @@
                 <w:noProof/>
               </w:rPr>
               <w:drawing>
-                <wp:inline distT="0" distB="0" distL="0" distR="0" wp14:anchorId="3573742B" wp14:editId="293C5C35">
+                <wp:inline distT="0" distB="0" distL="0" distR="0" wp14:anchorId="7EA828DD" wp14:editId="14349555">
                   <wp:extent cx="990600" cy="990600"/>
                   <wp:effectExtent l="0" t="0" r="0" b="0"/>
                   <wp:docPr id="1" name="Imagen 1"/>
@@ -171,10 +171,10 @@
                 <w:noProof/>
               </w:rPr>
               <w:drawing>
-                <wp:inline distT="0" distB="0" distL="0" distR="0" wp14:anchorId="0BAA14C7" wp14:editId="16EBE0A0">
+                <wp:inline distT="0" distB="0" distL="0" distR="0" wp14:anchorId="405198D9" wp14:editId="156194CD">
                   <wp:extent cx="800100" cy="800100"/>
                   <wp:effectExtent l="0" t="0" r="0" b="0"/>
-                  <wp:docPr id="487610244" name="Imagen 487610244"/>
+                  <wp:docPr id="1869282968" name="Imagen 1869282968"/>
                   <wp:cNvGraphicFramePr>
                     <a:graphicFrameLocks xmlns:a="http://schemas.openxmlformats.org/drawingml/2006/main" noChangeAspect="1"/>
                   </wp:cNvGraphicFramePr>
@@ -2585,7 +2585,7 @@
     <w:sdt>
       <w:sdtPr>
         <w:alias w:val="Contenido"/>
-        <w:id w:val="643694448"/>
+        <w:id w:val="1444037213"/>
       </w:sdtPr>
       <w:sdtEndPr/>
       <w:sdtContent>
@@ -2611,7 +2611,7 @@
           <w:r>
             <w:fldChar w:fldCharType="separate"/>
           </w:r>
-          <w:hyperlink w:anchor="_Toc242538825" w:history="1">
+          <w:hyperlink w:anchor="_Toc242540399" w:history="1">
             <w:r>
               <w:rPr>
                 <w:rStyle w:val="Hipervnculo"/>
@@ -2635,7 +2635,7 @@
               <w:rPr>
                 <w:noProof/>
               </w:rPr>
-              <w:instrText xml:space="preserve"> PAGEREF _Toc242538825 \h </w:instrText>
+              <w:instrText xml:space="preserve"> PAGEREF _Toc242540399 \h </w:instrText>
             </w:r>
             <w:r>
               <w:rPr>
@@ -2675,7 +2675,7 @@
               <w14:ligatures w14:val="standardContextual"/>
             </w:rPr>
           </w:pPr>
-          <w:hyperlink w:anchor="_Toc242538826" w:history="1">
+          <w:hyperlink w:anchor="_Toc242540400" w:history="1">
             <w:r>
               <w:rPr>
                 <w:rStyle w:val="Hipervnculo"/>
@@ -2699,7 +2699,7 @@
               <w:rPr>
                 <w:noProof/>
               </w:rPr>
-              <w:instrText xml:space="preserve"> PAGEREF _Toc242538826 \h </w:instrText>
+              <w:instrText xml:space="preserve"> PAGEREF _Toc242540400 \h </w:instrText>
             </w:r>
             <w:r>
               <w:rPr>
@@ -2739,7 +2739,7 @@
               <w14:ligatures w14:val="standardContextual"/>
             </w:rPr>
           </w:pPr>
-          <w:hyperlink w:anchor="_Toc242538827" w:history="1">
+          <w:hyperlink w:anchor="_Toc242540401" w:history="1">
             <w:r>
               <w:rPr>
                 <w:rStyle w:val="Hipervnculo"/>
@@ -2763,7 +2763,7 @@
               <w:rPr>
                 <w:noProof/>
               </w:rPr>
-              <w:instrText xml:space="preserve"> PAGEREF _Toc242538827 \h </w:instrText>
+              <w:instrText xml:space="preserve"> PAGEREF _Toc242540401 \h </w:instrText>
             </w:r>
             <w:r>
               <w:rPr>
@@ -2803,7 +2803,7 @@
               <w14:ligatures w14:val="standardContextual"/>
             </w:rPr>
           </w:pPr>
-          <w:hyperlink w:anchor="_Toc242538828" w:history="1">
+          <w:hyperlink w:anchor="_Toc242540402" w:history="1">
             <w:r>
               <w:rPr>
                 <w:rStyle w:val="Hipervnculo"/>
@@ -2827,7 +2827,7 @@
               <w:rPr>
                 <w:noProof/>
               </w:rPr>
-              <w:instrText xml:space="preserve"> PAGEREF _Toc242538828 \h </w:instrText>
+              <w:instrText xml:space="preserve"> PAGEREF _Toc242540402 \h </w:instrText>
             </w:r>
             <w:r>
               <w:rPr>
@@ -2867,7 +2867,7 @@
               <w14:ligatures w14:val="standardContextual"/>
             </w:rPr>
           </w:pPr>
-          <w:hyperlink w:anchor="_Toc242538829" w:history="1">
+          <w:hyperlink w:anchor="_Toc242540403" w:history="1">
             <w:r>
               <w:rPr>
                 <w:rStyle w:val="Hipervnculo"/>
@@ -2891,7 +2891,7 @@
               <w:rPr>
                 <w:noProof/>
               </w:rPr>
-              <w:instrText xml:space="preserve"> PAGEREF _Toc242538829 \h </w:instrText>
+              <w:instrText xml:space="preserve"> PAGEREF _Toc242540403 \h </w:instrText>
             </w:r>
             <w:r>
               <w:rPr>
@@ -2931,7 +2931,7 @@
               <w14:ligatures w14:val="standardContextual"/>
             </w:rPr>
           </w:pPr>
-          <w:hyperlink w:anchor="_Toc242538830" w:history="1">
+          <w:hyperlink w:anchor="_Toc242540404" w:history="1">
             <w:r>
               <w:rPr>
                 <w:rStyle w:val="Hipervnculo"/>
@@ -2955,7 +2955,7 @@
               <w:rPr>
                 <w:noProof/>
               </w:rPr>
-              <w:instrText xml:space="preserve"> PAGEREF _Toc242538830 \h </w:instrText>
+              <w:instrText xml:space="preserve"> PAGEREF _Toc242540404 \h </w:instrText>
             </w:r>
             <w:r>
               <w:rPr>
@@ -2995,7 +2995,7 @@
               <w14:ligatures w14:val="standardContextual"/>
             </w:rPr>
           </w:pPr>
-          <w:hyperlink w:anchor="_Toc242538831" w:history="1">
+          <w:hyperlink w:anchor="_Toc242540405" w:history="1">
             <w:r>
               <w:rPr>
                 <w:rStyle w:val="Hipervnculo"/>
@@ -3019,7 +3019,7 @@
               <w:rPr>
                 <w:noProof/>
               </w:rPr>
-              <w:instrText xml:space="preserve"> PAGEREF _Toc242538831 \h </w:instrText>
+              <w:instrText xml:space="preserve"> PAGEREF _Toc242540405 \h </w:instrText>
             </w:r>
             <w:r>
               <w:rPr>
@@ -3069,7 +3069,7 @@
       <w:pPr>
         <w:pStyle w:val="Ttulo1"/>
       </w:pPr>
-      <w:bookmarkStart w:id="0" w:name="_Toc242538825"/>
+      <w:bookmarkStart w:id="0" w:name="_Toc242540399"/>
       <w:r>
         <w:lastRenderedPageBreak/>
         <w:t>1. Enfoque de la calidad</w:t>
@@ -3588,7 +3588,7 @@
       <w:pPr>
         <w:pStyle w:val="Ttulo1"/>
       </w:pPr>
-      <w:bookmarkStart w:id="1" w:name="_Toc242538826"/>
+      <w:bookmarkStart w:id="1" w:name="_Toc242540400"/>
       <w:r>
         <w:t>2. Estándares y normas aplicables</w:t>
       </w:r>
@@ -3668,7 +3668,7 @@
       <w:pPr>
         <w:pStyle w:val="Ttulo1"/>
       </w:pPr>
-      <w:bookmarkStart w:id="2" w:name="_Toc242538827"/>
+      <w:bookmarkStart w:id="2" w:name="_Toc242540401"/>
       <w:r>
         <w:t>3. Métricas de calidad del producto</w:t>
       </w:r>
@@ -5663,7 +5663,7 @@
       <w:pPr>
         <w:pStyle w:val="Ttulo1"/>
       </w:pPr>
-      <w:bookmarkStart w:id="3" w:name="_Toc242538828"/>
+      <w:bookmarkStart w:id="3" w:name="_Toc242540402"/>
       <w:r>
         <w:t>4. Métricas de calidad del proyecto</w:t>
       </w:r>
@@ -6405,7 +6405,7 @@
       <w:pPr>
         <w:pStyle w:val="Ttulo1"/>
       </w:pPr>
-      <w:bookmarkStart w:id="4" w:name="_Toc242538829"/>
+      <w:bookmarkStart w:id="4" w:name="_Toc242540403"/>
       <w:r>
         <w:t>5. Aseguramiento de la calidad</w:t>
       </w:r>
@@ -6520,7 +6520,7 @@
       <w:pPr>
         <w:pStyle w:val="Ttulo1"/>
       </w:pPr>
-      <w:bookmarkStart w:id="5" w:name="_Toc242538830"/>
+      <w:bookmarkStart w:id="5" w:name="_Toc242540404"/>
       <w:r>
         <w:t>6. Control de la calidad</w:t>
       </w:r>
@@ -7981,7 +7981,7 @@
       <w:pPr>
         <w:pStyle w:val="Ttulo1"/>
       </w:pPr>
-      <w:bookmarkStart w:id="6" w:name="_Toc242538831"/>
+      <w:bookmarkStart w:id="6" w:name="_Toc242540405"/>
       <w:r>
         <w:t>7. Roles y registros</w:t>
       </w:r>
@@ -8904,118 +8904,10 @@
 <file path=word/numbering.xml><?xml version="1.0" encoding="utf-8"?>
 <w:numbering xmlns:wpc="http://schemas.microsoft.com/office/word/2010/wordprocessingCanvas" xmlns:cx="http://schemas.microsoft.com/office/drawing/2014/chartex" xmlns:cx1="http://schemas.microsoft.com/office/drawing/2015/9/8/chartex" xmlns:cx2="http://schemas.microsoft.com/office/drawing/2015/10/21/chartex" xmlns:cx3="http://schemas.microsoft.com/office/drawing/2016/5/9/chartex" xmlns:cx4="http://schemas.microsoft.com/office/drawing/2016/5/10/chartex" xmlns:cx5="http://schemas.microsoft.com/office/drawing/2016/5/11/chartex" xmlns:cx6="http://schemas.microsoft.com/office/drawing/2016/5/12/chartex" xmlns:cx7="http://schemas.microsoft.com/office/drawing/2016/5/13/chartex" xmlns:cx8="http://schemas.microsoft.com/office/drawing/2016/5/14/chartex" xmlns:mc="http://schemas.openxmlformats.org/markup-compatibility/2006" xmlns:aink="http://schemas.microsoft.com/office/drawing/2016/ink" xmlns:am3d="http://schemas.microsoft.com/office/drawing/2017/model3d" xmlns:o="urn:schemas-microsoft-com:office:office" xmlns:oel="http://schemas.microsoft.com/office/2019/extlst" xmlns:r="http://schemas.openxmlformats.org/officeDocument/2006/relationships" xmlns:m="http://schemas.openxmlformats.org/officeDocument/2006/math" xmlns:v="urn:schemas-microsoft-com:vml" xmlns:wp14="http://schemas.microsoft.com/office/word/2010/wordprocessingDrawing" xmlns:wp="http://schemas.openxmlformats.org/drawingml/2006/wordprocessingDrawing" xmlns:w10="urn:schemas-microsoft-com:office:word" xmlns:w="http://schemas.openxmlformats.org/wordprocessingml/2006/main" xmlns:w14="http://schemas.microsoft.com/office/word/2010/wordml" xmlns:w15="http://schemas.microsoft.com/office/word/2012/wordml" xmlns:w16cex="http://schemas.microsoft.com/office/word/2018/wordml/cex" xmlns:w16cid="http://schemas.microsoft.com/office/word/2016/wordml/cid" xmlns:w16="http://schemas.microsoft.com/office/word/2018/wordml" xmlns:w16du="http://schemas.microsoft.com/office/word/2023/wordml/word16du" xmlns:w16sdtdh="http://schemas.microsoft.com/office/word/2020/wordml/sdtdatahash" xmlns:w16sdtfl="http://schemas.microsoft.com/office/word/2024/wordml/sdtformatlock" xmlns:w16se="http://schemas.microsoft.com/office/word/2015/wordml/symex" xmlns:wpg="http://schemas.microsoft.com/office/word/2010/wordprocessingGroup" xmlns:wpi="http://schemas.microsoft.com/office/word/2010/wordprocessingInk" xmlns:wne="http://schemas.microsoft.com/office/word/2006/wordml" xmlns:wps="http://schemas.microsoft.com/office/word/2010/wordprocessingShape" mc:Ignorable="w14 w15 w16se w16cid w16 w16cex w16sdtdh w16sdtfl w16du wp14">
   <w:abstractNum w:abstractNumId="0" w15:restartNumberingAfterBreak="0">
-    <w:nsid w:val="0D7D30E1"/>
+    <w:nsid w:val="28DA769A"/>
     <w:multiLevelType w:val="hybridMultilevel"/>
-    <w:tmpl w:val="E12A978C"/>
-    <w:lvl w:ilvl="0" w:tplc="501EE12E">
-      <w:start w:val="1"/>
-      <w:numFmt w:val="bullet"/>
-      <w:lvlText w:val="•"/>
-      <w:lvlJc w:val="left"/>
-      <w:pPr>
-        <w:ind w:left="560" w:hanging="280"/>
-      </w:pPr>
-    </w:lvl>
-    <w:lvl w:ilvl="1" w:tplc="2FB6A9B6">
-      <w:numFmt w:val="decimal"/>
-      <w:lvlText w:val=""/>
-      <w:lvlJc w:val="left"/>
-    </w:lvl>
-    <w:lvl w:ilvl="2" w:tplc="48507D30">
-      <w:numFmt w:val="decimal"/>
-      <w:lvlText w:val=""/>
-      <w:lvlJc w:val="left"/>
-    </w:lvl>
-    <w:lvl w:ilvl="3" w:tplc="2F88D21C">
-      <w:numFmt w:val="decimal"/>
-      <w:lvlText w:val=""/>
-      <w:lvlJc w:val="left"/>
-    </w:lvl>
-    <w:lvl w:ilvl="4" w:tplc="36363E28">
-      <w:numFmt w:val="decimal"/>
-      <w:lvlText w:val=""/>
-      <w:lvlJc w:val="left"/>
-    </w:lvl>
-    <w:lvl w:ilvl="5" w:tplc="CFAEFDB4">
-      <w:numFmt w:val="decimal"/>
-      <w:lvlText w:val=""/>
-      <w:lvlJc w:val="left"/>
-    </w:lvl>
-    <w:lvl w:ilvl="6" w:tplc="9E6AB1AE">
-      <w:numFmt w:val="decimal"/>
-      <w:lvlText w:val=""/>
-      <w:lvlJc w:val="left"/>
-    </w:lvl>
-    <w:lvl w:ilvl="7" w:tplc="E8FEFB6C">
-      <w:numFmt w:val="decimal"/>
-      <w:lvlText w:val=""/>
-      <w:lvlJc w:val="left"/>
-    </w:lvl>
-    <w:lvl w:ilvl="8" w:tplc="E6E6B392">
-      <w:numFmt w:val="decimal"/>
-      <w:lvlText w:val=""/>
-      <w:lvlJc w:val="left"/>
-    </w:lvl>
-  </w:abstractNum>
-  <w:abstractNum w:abstractNumId="1" w15:restartNumberingAfterBreak="0">
-    <w:nsid w:val="47861AC0"/>
-    <w:multiLevelType w:val="hybridMultilevel"/>
-    <w:tmpl w:val="C7906160"/>
-    <w:lvl w:ilvl="0" w:tplc="360E118E">
-      <w:start w:val="1"/>
-      <w:numFmt w:val="decimal"/>
-      <w:lvlText w:val="%1."/>
-      <w:lvlJc w:val="left"/>
-      <w:pPr>
-        <w:ind w:left="560" w:hanging="340"/>
-      </w:pPr>
-    </w:lvl>
-    <w:lvl w:ilvl="1" w:tplc="D160C7E4">
-      <w:numFmt w:val="decimal"/>
-      <w:lvlText w:val=""/>
-      <w:lvlJc w:val="left"/>
-    </w:lvl>
-    <w:lvl w:ilvl="2" w:tplc="3246168C">
-      <w:numFmt w:val="decimal"/>
-      <w:lvlText w:val=""/>
-      <w:lvlJc w:val="left"/>
-    </w:lvl>
-    <w:lvl w:ilvl="3" w:tplc="5E1E4394">
-      <w:numFmt w:val="decimal"/>
-      <w:lvlText w:val=""/>
-      <w:lvlJc w:val="left"/>
-    </w:lvl>
-    <w:lvl w:ilvl="4" w:tplc="D9BE0066">
-      <w:numFmt w:val="decimal"/>
-      <w:lvlText w:val=""/>
-      <w:lvlJc w:val="left"/>
-    </w:lvl>
-    <w:lvl w:ilvl="5" w:tplc="B39ACFB4">
-      <w:numFmt w:val="decimal"/>
-      <w:lvlText w:val=""/>
-      <w:lvlJc w:val="left"/>
-    </w:lvl>
-    <w:lvl w:ilvl="6" w:tplc="E19CA808">
-      <w:numFmt w:val="decimal"/>
-      <w:lvlText w:val=""/>
-      <w:lvlJc w:val="left"/>
-    </w:lvl>
-    <w:lvl w:ilvl="7" w:tplc="D48C9F86">
-      <w:numFmt w:val="decimal"/>
-      <w:lvlText w:val=""/>
-      <w:lvlJc w:val="left"/>
-    </w:lvl>
-    <w:lvl w:ilvl="8" w:tplc="72387006">
-      <w:numFmt w:val="decimal"/>
-      <w:lvlText w:val=""/>
-      <w:lvlJc w:val="left"/>
-    </w:lvl>
-  </w:abstractNum>
-  <w:abstractNum w:abstractNumId="2" w15:restartNumberingAfterBreak="0">
-    <w:nsid w:val="7AB40C48"/>
-    <w:multiLevelType w:val="hybridMultilevel"/>
-    <w:tmpl w:val="B0B6DDC6"/>
-    <w:lvl w:ilvl="0" w:tplc="8F88E194">
+    <w:tmpl w:val="9C447680"/>
+    <w:lvl w:ilvl="0" w:tplc="ADE24EE0">
       <w:start w:val="1"/>
       <w:numFmt w:val="bullet"/>
       <w:lvlText w:val="●"/>
@@ -9024,7 +8916,7 @@
         <w:ind w:left="720" w:hanging="360"/>
       </w:pPr>
     </w:lvl>
-    <w:lvl w:ilvl="1" w:tplc="A3546076">
+    <w:lvl w:ilvl="1" w:tplc="7774421E">
       <w:start w:val="1"/>
       <w:numFmt w:val="bullet"/>
       <w:lvlText w:val="○"/>
@@ -9033,7 +8925,7 @@
         <w:ind w:left="1440" w:hanging="360"/>
       </w:pPr>
     </w:lvl>
-    <w:lvl w:ilvl="2" w:tplc="EB9683E0">
+    <w:lvl w:ilvl="2" w:tplc="E52084CA">
       <w:start w:val="1"/>
       <w:numFmt w:val="bullet"/>
       <w:lvlText w:val="■"/>
@@ -9042,7 +8934,7 @@
         <w:ind w:left="2160" w:hanging="360"/>
       </w:pPr>
     </w:lvl>
-    <w:lvl w:ilvl="3" w:tplc="86EA542C">
+    <w:lvl w:ilvl="3" w:tplc="A4E45930">
       <w:start w:val="1"/>
       <w:numFmt w:val="bullet"/>
       <w:lvlText w:val="●"/>
@@ -9051,7 +8943,7 @@
         <w:ind w:left="2880" w:hanging="360"/>
       </w:pPr>
     </w:lvl>
-    <w:lvl w:ilvl="4" w:tplc="7656581A">
+    <w:lvl w:ilvl="4" w:tplc="F280C780">
       <w:start w:val="1"/>
       <w:numFmt w:val="bullet"/>
       <w:lvlText w:val="○"/>
@@ -9060,7 +8952,7 @@
         <w:ind w:left="3600" w:hanging="360"/>
       </w:pPr>
     </w:lvl>
-    <w:lvl w:ilvl="5" w:tplc="78A6FC00">
+    <w:lvl w:ilvl="5" w:tplc="1E5649BE">
       <w:start w:val="1"/>
       <w:numFmt w:val="bullet"/>
       <w:lvlText w:val="■"/>
@@ -9069,7 +8961,7 @@
         <w:ind w:left="4320" w:hanging="360"/>
       </w:pPr>
     </w:lvl>
-    <w:lvl w:ilvl="6" w:tplc="0FBCE15C">
+    <w:lvl w:ilvl="6" w:tplc="8EC47B80">
       <w:start w:val="1"/>
       <w:numFmt w:val="bullet"/>
       <w:lvlText w:val="●"/>
@@ -9078,7 +8970,7 @@
         <w:ind w:left="5040" w:hanging="360"/>
       </w:pPr>
     </w:lvl>
-    <w:lvl w:ilvl="7" w:tplc="131A35AA">
+    <w:lvl w:ilvl="7" w:tplc="65004BF6">
       <w:start w:val="1"/>
       <w:numFmt w:val="bullet"/>
       <w:lvlText w:val="●"/>
@@ -9087,7 +8979,7 @@
         <w:ind w:left="5760" w:hanging="360"/>
       </w:pPr>
     </w:lvl>
-    <w:lvl w:ilvl="8" w:tplc="45E49942">
+    <w:lvl w:ilvl="8" w:tplc="AE6C13C2">
       <w:start w:val="1"/>
       <w:numFmt w:val="bullet"/>
       <w:lvlText w:val="●"/>
@@ -9097,19 +8989,127 @@
       </w:pPr>
     </w:lvl>
   </w:abstractNum>
-  <w:num w:numId="1" w16cid:durableId="311252867">
+  <w:abstractNum w:abstractNumId="1" w15:restartNumberingAfterBreak="0">
+    <w:nsid w:val="3E2A170D"/>
+    <w:multiLevelType w:val="hybridMultilevel"/>
+    <w:tmpl w:val="27368998"/>
+    <w:lvl w:ilvl="0" w:tplc="1DF6C4DA">
+      <w:start w:val="1"/>
+      <w:numFmt w:val="decimal"/>
+      <w:lvlText w:val="%1."/>
+      <w:lvlJc w:val="left"/>
+      <w:pPr>
+        <w:ind w:left="560" w:hanging="340"/>
+      </w:pPr>
+    </w:lvl>
+    <w:lvl w:ilvl="1" w:tplc="6442BDFE">
+      <w:numFmt w:val="decimal"/>
+      <w:lvlText w:val=""/>
+      <w:lvlJc w:val="left"/>
+    </w:lvl>
+    <w:lvl w:ilvl="2" w:tplc="49EEB1DC">
+      <w:numFmt w:val="decimal"/>
+      <w:lvlText w:val=""/>
+      <w:lvlJc w:val="left"/>
+    </w:lvl>
+    <w:lvl w:ilvl="3" w:tplc="F86E1E2E">
+      <w:numFmt w:val="decimal"/>
+      <w:lvlText w:val=""/>
+      <w:lvlJc w:val="left"/>
+    </w:lvl>
+    <w:lvl w:ilvl="4" w:tplc="2A86DA24">
+      <w:numFmt w:val="decimal"/>
+      <w:lvlText w:val=""/>
+      <w:lvlJc w:val="left"/>
+    </w:lvl>
+    <w:lvl w:ilvl="5" w:tplc="5602DBFE">
+      <w:numFmt w:val="decimal"/>
+      <w:lvlText w:val=""/>
+      <w:lvlJc w:val="left"/>
+    </w:lvl>
+    <w:lvl w:ilvl="6" w:tplc="557E2E32">
+      <w:numFmt w:val="decimal"/>
+      <w:lvlText w:val=""/>
+      <w:lvlJc w:val="left"/>
+    </w:lvl>
+    <w:lvl w:ilvl="7" w:tplc="9F48367E">
+      <w:numFmt w:val="decimal"/>
+      <w:lvlText w:val=""/>
+      <w:lvlJc w:val="left"/>
+    </w:lvl>
+    <w:lvl w:ilvl="8" w:tplc="05C470A4">
+      <w:numFmt w:val="decimal"/>
+      <w:lvlText w:val=""/>
+      <w:lvlJc w:val="left"/>
+    </w:lvl>
+  </w:abstractNum>
+  <w:abstractNum w:abstractNumId="2" w15:restartNumberingAfterBreak="0">
+    <w:nsid w:val="60CD75C6"/>
+    <w:multiLevelType w:val="hybridMultilevel"/>
+    <w:tmpl w:val="11149846"/>
+    <w:lvl w:ilvl="0" w:tplc="2EBADD96">
+      <w:start w:val="1"/>
+      <w:numFmt w:val="bullet"/>
+      <w:lvlText w:val="•"/>
+      <w:lvlJc w:val="left"/>
+      <w:pPr>
+        <w:ind w:left="560" w:hanging="280"/>
+      </w:pPr>
+    </w:lvl>
+    <w:lvl w:ilvl="1" w:tplc="4A1431D6">
+      <w:numFmt w:val="decimal"/>
+      <w:lvlText w:val=""/>
+      <w:lvlJc w:val="left"/>
+    </w:lvl>
+    <w:lvl w:ilvl="2" w:tplc="49ACBB4C">
+      <w:numFmt w:val="decimal"/>
+      <w:lvlText w:val=""/>
+      <w:lvlJc w:val="left"/>
+    </w:lvl>
+    <w:lvl w:ilvl="3" w:tplc="C2F49710">
+      <w:numFmt w:val="decimal"/>
+      <w:lvlText w:val=""/>
+      <w:lvlJc w:val="left"/>
+    </w:lvl>
+    <w:lvl w:ilvl="4" w:tplc="B0845162">
+      <w:numFmt w:val="decimal"/>
+      <w:lvlText w:val=""/>
+      <w:lvlJc w:val="left"/>
+    </w:lvl>
+    <w:lvl w:ilvl="5" w:tplc="8B76C648">
+      <w:numFmt w:val="decimal"/>
+      <w:lvlText w:val=""/>
+      <w:lvlJc w:val="left"/>
+    </w:lvl>
+    <w:lvl w:ilvl="6" w:tplc="34DA19AA">
+      <w:numFmt w:val="decimal"/>
+      <w:lvlText w:val=""/>
+      <w:lvlJc w:val="left"/>
+    </w:lvl>
+    <w:lvl w:ilvl="7" w:tplc="D7C05D00">
+      <w:numFmt w:val="decimal"/>
+      <w:lvlText w:val=""/>
+      <w:lvlJc w:val="left"/>
+    </w:lvl>
+    <w:lvl w:ilvl="8" w:tplc="4838FC76">
+      <w:numFmt w:val="decimal"/>
+      <w:lvlText w:val=""/>
+      <w:lvlJc w:val="left"/>
+    </w:lvl>
+  </w:abstractNum>
+  <w:num w:numId="1" w16cid:durableId="186873425">
+    <w:abstractNumId w:val="0"/>
+    <w:lvlOverride w:ilvl="0">
+      <w:startOverride w:val="1"/>
+    </w:lvlOverride>
+  </w:num>
+  <w:num w:numId="2" w16cid:durableId="1978804103">
     <w:abstractNumId w:val="2"/>
     <w:lvlOverride w:ilvl="0">
       <w:startOverride w:val="1"/>
     </w:lvlOverride>
   </w:num>
-  <w:num w:numId="2" w16cid:durableId="153306406">
-    <w:abstractNumId w:val="0"/>
-    <w:lvlOverride w:ilvl="0">
-      <w:startOverride w:val="1"/>
-    </w:lvlOverride>
-  </w:num>
-  <w:num w:numId="3" w16cid:durableId="1216963333">
+  <w:num w:numId="3" w16cid:durableId="44567219">
     <w:abstractNumId w:val="1"/>
     <w:lvlOverride w:ilvl="0">
       <w:startOverride w:val="1"/>
@@ -9702,7 +9702,7 @@
     <w:autoRedefine/>
     <w:uiPriority w:val="39"/>
     <w:unhideWhenUsed/>
-    <w:rsid w:val="00F520EE"/>
+    <w:rsid w:val="009627DB"/>
     <w:pPr>
       <w:spacing w:after="100"/>
     </w:pPr>

--- a/public/documentos/ALC-03-plan-de-gestion-de-la-calidad.docx
+++ b/public/documentos/ALC-03-plan-de-gestion-de-la-calidad.docx
@@ -52,7 +52,7 @@
                 <w:noProof/>
               </w:rPr>
               <w:drawing>
-                <wp:inline distT="0" distB="0" distL="0" distR="0" wp14:anchorId="7EA828DD" wp14:editId="14349555">
+                <wp:inline distT="0" distB="0" distL="0" distR="0" wp14:anchorId="278E6CA5" wp14:editId="1DEAABBE">
                   <wp:extent cx="990600" cy="990600"/>
                   <wp:effectExtent l="0" t="0" r="0" b="0"/>
                   <wp:docPr id="1" name="Imagen 1"/>
@@ -171,10 +171,10 @@
                 <w:noProof/>
               </w:rPr>
               <w:drawing>
-                <wp:inline distT="0" distB="0" distL="0" distR="0" wp14:anchorId="405198D9" wp14:editId="156194CD">
+                <wp:inline distT="0" distB="0" distL="0" distR="0" wp14:anchorId="4ECB5B89" wp14:editId="6A83637E">
                   <wp:extent cx="800100" cy="800100"/>
                   <wp:effectExtent l="0" t="0" r="0" b="0"/>
-                  <wp:docPr id="1869282968" name="Imagen 1869282968"/>
+                  <wp:docPr id="1354762749" name="Imagen 1354762749"/>
                   <wp:cNvGraphicFramePr>
                     <a:graphicFrameLocks xmlns:a="http://schemas.openxmlformats.org/drawingml/2006/main" noChangeAspect="1"/>
                   </wp:cNvGraphicFramePr>
@@ -2585,7 +2585,7 @@
     <w:sdt>
       <w:sdtPr>
         <w:alias w:val="Contenido"/>
-        <w:id w:val="1444037213"/>
+        <w:id w:val="575024391"/>
       </w:sdtPr>
       <w:sdtEndPr/>
       <w:sdtContent>
@@ -2611,7 +2611,7 @@
           <w:r>
             <w:fldChar w:fldCharType="separate"/>
           </w:r>
-          <w:hyperlink w:anchor="_Toc242540399" w:history="1">
+          <w:hyperlink w:anchor="_Toc242543479" w:history="1">
             <w:r>
               <w:rPr>
                 <w:rStyle w:val="Hipervnculo"/>
@@ -2635,7 +2635,7 @@
               <w:rPr>
                 <w:noProof/>
               </w:rPr>
-              <w:instrText xml:space="preserve"> PAGEREF _Toc242540399 \h </w:instrText>
+              <w:instrText xml:space="preserve"> PAGEREF _Toc242543479 \h </w:instrText>
             </w:r>
             <w:r>
               <w:rPr>
@@ -2675,7 +2675,7 @@
               <w14:ligatures w14:val="standardContextual"/>
             </w:rPr>
           </w:pPr>
-          <w:hyperlink w:anchor="_Toc242540400" w:history="1">
+          <w:hyperlink w:anchor="_Toc242543480" w:history="1">
             <w:r>
               <w:rPr>
                 <w:rStyle w:val="Hipervnculo"/>
@@ -2699,7 +2699,7 @@
               <w:rPr>
                 <w:noProof/>
               </w:rPr>
-              <w:instrText xml:space="preserve"> PAGEREF _Toc242540400 \h </w:instrText>
+              <w:instrText xml:space="preserve"> PAGEREF _Toc242543480 \h </w:instrText>
             </w:r>
             <w:r>
               <w:rPr>
@@ -2739,7 +2739,7 @@
               <w14:ligatures w14:val="standardContextual"/>
             </w:rPr>
           </w:pPr>
-          <w:hyperlink w:anchor="_Toc242540401" w:history="1">
+          <w:hyperlink w:anchor="_Toc242543481" w:history="1">
             <w:r>
               <w:rPr>
                 <w:rStyle w:val="Hipervnculo"/>
@@ -2763,7 +2763,7 @@
               <w:rPr>
                 <w:noProof/>
               </w:rPr>
-              <w:instrText xml:space="preserve"> PAGEREF _Toc242540401 \h </w:instrText>
+              <w:instrText xml:space="preserve"> PAGEREF _Toc242543481 \h </w:instrText>
             </w:r>
             <w:r>
               <w:rPr>
@@ -2803,7 +2803,7 @@
               <w14:ligatures w14:val="standardContextual"/>
             </w:rPr>
           </w:pPr>
-          <w:hyperlink w:anchor="_Toc242540402" w:history="1">
+          <w:hyperlink w:anchor="_Toc242543482" w:history="1">
             <w:r>
               <w:rPr>
                 <w:rStyle w:val="Hipervnculo"/>
@@ -2827,7 +2827,7 @@
               <w:rPr>
                 <w:noProof/>
               </w:rPr>
-              <w:instrText xml:space="preserve"> PAGEREF _Toc242540402 \h </w:instrText>
+              <w:instrText xml:space="preserve"> PAGEREF _Toc242543482 \h </w:instrText>
             </w:r>
             <w:r>
               <w:rPr>
@@ -2867,7 +2867,7 @@
               <w14:ligatures w14:val="standardContextual"/>
             </w:rPr>
           </w:pPr>
-          <w:hyperlink w:anchor="_Toc242540403" w:history="1">
+          <w:hyperlink w:anchor="_Toc242543483" w:history="1">
             <w:r>
               <w:rPr>
                 <w:rStyle w:val="Hipervnculo"/>
@@ -2891,7 +2891,7 @@
               <w:rPr>
                 <w:noProof/>
               </w:rPr>
-              <w:instrText xml:space="preserve"> PAGEREF _Toc242540403 \h </w:instrText>
+              <w:instrText xml:space="preserve"> PAGEREF _Toc242543483 \h </w:instrText>
             </w:r>
             <w:r>
               <w:rPr>
@@ -2931,7 +2931,7 @@
               <w14:ligatures w14:val="standardContextual"/>
             </w:rPr>
           </w:pPr>
-          <w:hyperlink w:anchor="_Toc242540404" w:history="1">
+          <w:hyperlink w:anchor="_Toc242543484" w:history="1">
             <w:r>
               <w:rPr>
                 <w:rStyle w:val="Hipervnculo"/>
@@ -2955,7 +2955,7 @@
               <w:rPr>
                 <w:noProof/>
               </w:rPr>
-              <w:instrText xml:space="preserve"> PAGEREF _Toc242540404 \h </w:instrText>
+              <w:instrText xml:space="preserve"> PAGEREF _Toc242543484 \h </w:instrText>
             </w:r>
             <w:r>
               <w:rPr>
@@ -2995,7 +2995,7 @@
               <w14:ligatures w14:val="standardContextual"/>
             </w:rPr>
           </w:pPr>
-          <w:hyperlink w:anchor="_Toc242540405" w:history="1">
+          <w:hyperlink w:anchor="_Toc242543485" w:history="1">
             <w:r>
               <w:rPr>
                 <w:rStyle w:val="Hipervnculo"/>
@@ -3019,7 +3019,7 @@
               <w:rPr>
                 <w:noProof/>
               </w:rPr>
-              <w:instrText xml:space="preserve"> PAGEREF _Toc242540405 \h </w:instrText>
+              <w:instrText xml:space="preserve"> PAGEREF _Toc242543485 \h </w:instrText>
             </w:r>
             <w:r>
               <w:rPr>
@@ -3069,7 +3069,7 @@
       <w:pPr>
         <w:pStyle w:val="Ttulo1"/>
       </w:pPr>
-      <w:bookmarkStart w:id="0" w:name="_Toc242540399"/>
+      <w:bookmarkStart w:id="0" w:name="_Toc242543479"/>
       <w:r>
         <w:lastRenderedPageBreak/>
         <w:t>1. Enfoque de la calidad</w:t>
@@ -3588,7 +3588,7 @@
       <w:pPr>
         <w:pStyle w:val="Ttulo1"/>
       </w:pPr>
-      <w:bookmarkStart w:id="1" w:name="_Toc242540400"/>
+      <w:bookmarkStart w:id="1" w:name="_Toc242543480"/>
       <w:r>
         <w:t>2. Estándares y normas aplicables</w:t>
       </w:r>
@@ -3668,7 +3668,7 @@
       <w:pPr>
         <w:pStyle w:val="Ttulo1"/>
       </w:pPr>
-      <w:bookmarkStart w:id="2" w:name="_Toc242540401"/>
+      <w:bookmarkStart w:id="2" w:name="_Toc242543481"/>
       <w:r>
         <w:t>3. Métricas de calidad del producto</w:t>
       </w:r>
@@ -5663,7 +5663,7 @@
       <w:pPr>
         <w:pStyle w:val="Ttulo1"/>
       </w:pPr>
-      <w:bookmarkStart w:id="3" w:name="_Toc242540402"/>
+      <w:bookmarkStart w:id="3" w:name="_Toc242543482"/>
       <w:r>
         <w:t>4. Métricas de calidad del proyecto</w:t>
       </w:r>
@@ -6405,7 +6405,7 @@
       <w:pPr>
         <w:pStyle w:val="Ttulo1"/>
       </w:pPr>
-      <w:bookmarkStart w:id="4" w:name="_Toc242540403"/>
+      <w:bookmarkStart w:id="4" w:name="_Toc242543483"/>
       <w:r>
         <w:t>5. Aseguramiento de la calidad</w:t>
       </w:r>
@@ -6520,7 +6520,7 @@
       <w:pPr>
         <w:pStyle w:val="Ttulo1"/>
       </w:pPr>
-      <w:bookmarkStart w:id="5" w:name="_Toc242540404"/>
+      <w:bookmarkStart w:id="5" w:name="_Toc242543484"/>
       <w:r>
         <w:t>6. Control de la calidad</w:t>
       </w:r>
@@ -7981,7 +7981,7 @@
       <w:pPr>
         <w:pStyle w:val="Ttulo1"/>
       </w:pPr>
-      <w:bookmarkStart w:id="6" w:name="_Toc242540405"/>
+      <w:bookmarkStart w:id="6" w:name="_Toc242543485"/>
       <w:r>
         <w:t>7. Roles y registros</w:t>
       </w:r>
@@ -8904,10 +8904,118 @@
 <file path=word/numbering.xml><?xml version="1.0" encoding="utf-8"?>
 <w:numbering xmlns:wpc="http://schemas.microsoft.com/office/word/2010/wordprocessingCanvas" xmlns:cx="http://schemas.microsoft.com/office/drawing/2014/chartex" xmlns:cx1="http://schemas.microsoft.com/office/drawing/2015/9/8/chartex" xmlns:cx2="http://schemas.microsoft.com/office/drawing/2015/10/21/chartex" xmlns:cx3="http://schemas.microsoft.com/office/drawing/2016/5/9/chartex" xmlns:cx4="http://schemas.microsoft.com/office/drawing/2016/5/10/chartex" xmlns:cx5="http://schemas.microsoft.com/office/drawing/2016/5/11/chartex" xmlns:cx6="http://schemas.microsoft.com/office/drawing/2016/5/12/chartex" xmlns:cx7="http://schemas.microsoft.com/office/drawing/2016/5/13/chartex" xmlns:cx8="http://schemas.microsoft.com/office/drawing/2016/5/14/chartex" xmlns:mc="http://schemas.openxmlformats.org/markup-compatibility/2006" xmlns:aink="http://schemas.microsoft.com/office/drawing/2016/ink" xmlns:am3d="http://schemas.microsoft.com/office/drawing/2017/model3d" xmlns:o="urn:schemas-microsoft-com:office:office" xmlns:oel="http://schemas.microsoft.com/office/2019/extlst" xmlns:r="http://schemas.openxmlformats.org/officeDocument/2006/relationships" xmlns:m="http://schemas.openxmlformats.org/officeDocument/2006/math" xmlns:v="urn:schemas-microsoft-com:vml" xmlns:wp14="http://schemas.microsoft.com/office/word/2010/wordprocessingDrawing" xmlns:wp="http://schemas.openxmlformats.org/drawingml/2006/wordprocessingDrawing" xmlns:w10="urn:schemas-microsoft-com:office:word" xmlns:w="http://schemas.openxmlformats.org/wordprocessingml/2006/main" xmlns:w14="http://schemas.microsoft.com/office/word/2010/wordml" xmlns:w15="http://schemas.microsoft.com/office/word/2012/wordml" xmlns:w16cex="http://schemas.microsoft.com/office/word/2018/wordml/cex" xmlns:w16cid="http://schemas.microsoft.com/office/word/2016/wordml/cid" xmlns:w16="http://schemas.microsoft.com/office/word/2018/wordml" xmlns:w16du="http://schemas.microsoft.com/office/word/2023/wordml/word16du" xmlns:w16sdtdh="http://schemas.microsoft.com/office/word/2020/wordml/sdtdatahash" xmlns:w16sdtfl="http://schemas.microsoft.com/office/word/2024/wordml/sdtformatlock" xmlns:w16se="http://schemas.microsoft.com/office/word/2015/wordml/symex" xmlns:wpg="http://schemas.microsoft.com/office/word/2010/wordprocessingGroup" xmlns:wpi="http://schemas.microsoft.com/office/word/2010/wordprocessingInk" xmlns:wne="http://schemas.microsoft.com/office/word/2006/wordml" xmlns:wps="http://schemas.microsoft.com/office/word/2010/wordprocessingShape" mc:Ignorable="w14 w15 w16se w16cid w16 w16cex w16sdtdh w16sdtfl w16du wp14">
   <w:abstractNum w:abstractNumId="0" w15:restartNumberingAfterBreak="0">
-    <w:nsid w:val="28DA769A"/>
+    <w:nsid w:val="1F61711E"/>
     <w:multiLevelType w:val="hybridMultilevel"/>
-    <w:tmpl w:val="9C447680"/>
-    <w:lvl w:ilvl="0" w:tplc="ADE24EE0">
+    <w:tmpl w:val="CE7CE394"/>
+    <w:lvl w:ilvl="0" w:tplc="41664F6A">
+      <w:start w:val="1"/>
+      <w:numFmt w:val="bullet"/>
+      <w:lvlText w:val="•"/>
+      <w:lvlJc w:val="left"/>
+      <w:pPr>
+        <w:ind w:left="560" w:hanging="280"/>
+      </w:pPr>
+    </w:lvl>
+    <w:lvl w:ilvl="1" w:tplc="FB62771E">
+      <w:numFmt w:val="decimal"/>
+      <w:lvlText w:val=""/>
+      <w:lvlJc w:val="left"/>
+    </w:lvl>
+    <w:lvl w:ilvl="2" w:tplc="1B285298">
+      <w:numFmt w:val="decimal"/>
+      <w:lvlText w:val=""/>
+      <w:lvlJc w:val="left"/>
+    </w:lvl>
+    <w:lvl w:ilvl="3" w:tplc="FC200D7A">
+      <w:numFmt w:val="decimal"/>
+      <w:lvlText w:val=""/>
+      <w:lvlJc w:val="left"/>
+    </w:lvl>
+    <w:lvl w:ilvl="4" w:tplc="6FF0A600">
+      <w:numFmt w:val="decimal"/>
+      <w:lvlText w:val=""/>
+      <w:lvlJc w:val="left"/>
+    </w:lvl>
+    <w:lvl w:ilvl="5" w:tplc="F098C070">
+      <w:numFmt w:val="decimal"/>
+      <w:lvlText w:val=""/>
+      <w:lvlJc w:val="left"/>
+    </w:lvl>
+    <w:lvl w:ilvl="6" w:tplc="3DDC7698">
+      <w:numFmt w:val="decimal"/>
+      <w:lvlText w:val=""/>
+      <w:lvlJc w:val="left"/>
+    </w:lvl>
+    <w:lvl w:ilvl="7" w:tplc="087E2448">
+      <w:numFmt w:val="decimal"/>
+      <w:lvlText w:val=""/>
+      <w:lvlJc w:val="left"/>
+    </w:lvl>
+    <w:lvl w:ilvl="8" w:tplc="549E8654">
+      <w:numFmt w:val="decimal"/>
+      <w:lvlText w:val=""/>
+      <w:lvlJc w:val="left"/>
+    </w:lvl>
+  </w:abstractNum>
+  <w:abstractNum w:abstractNumId="1" w15:restartNumberingAfterBreak="0">
+    <w:nsid w:val="760E56BA"/>
+    <w:multiLevelType w:val="hybridMultilevel"/>
+    <w:tmpl w:val="B640296A"/>
+    <w:lvl w:ilvl="0" w:tplc="23F86922">
+      <w:start w:val="1"/>
+      <w:numFmt w:val="decimal"/>
+      <w:lvlText w:val="%1."/>
+      <w:lvlJc w:val="left"/>
+      <w:pPr>
+        <w:ind w:left="560" w:hanging="340"/>
+      </w:pPr>
+    </w:lvl>
+    <w:lvl w:ilvl="1" w:tplc="B7280DAE">
+      <w:numFmt w:val="decimal"/>
+      <w:lvlText w:val=""/>
+      <w:lvlJc w:val="left"/>
+    </w:lvl>
+    <w:lvl w:ilvl="2" w:tplc="2A58BF84">
+      <w:numFmt w:val="decimal"/>
+      <w:lvlText w:val=""/>
+      <w:lvlJc w:val="left"/>
+    </w:lvl>
+    <w:lvl w:ilvl="3" w:tplc="C77ED3C0">
+      <w:numFmt w:val="decimal"/>
+      <w:lvlText w:val=""/>
+      <w:lvlJc w:val="left"/>
+    </w:lvl>
+    <w:lvl w:ilvl="4" w:tplc="2EB42B6A">
+      <w:numFmt w:val="decimal"/>
+      <w:lvlText w:val=""/>
+      <w:lvlJc w:val="left"/>
+    </w:lvl>
+    <w:lvl w:ilvl="5" w:tplc="F0F8DFEE">
+      <w:numFmt w:val="decimal"/>
+      <w:lvlText w:val=""/>
+      <w:lvlJc w:val="left"/>
+    </w:lvl>
+    <w:lvl w:ilvl="6" w:tplc="350095A6">
+      <w:numFmt w:val="decimal"/>
+      <w:lvlText w:val=""/>
+      <w:lvlJc w:val="left"/>
+    </w:lvl>
+    <w:lvl w:ilvl="7" w:tplc="8FAEAE42">
+      <w:numFmt w:val="decimal"/>
+      <w:lvlText w:val=""/>
+      <w:lvlJc w:val="left"/>
+    </w:lvl>
+    <w:lvl w:ilvl="8" w:tplc="A89030D2">
+      <w:numFmt w:val="decimal"/>
+      <w:lvlText w:val=""/>
+      <w:lvlJc w:val="left"/>
+    </w:lvl>
+  </w:abstractNum>
+  <w:abstractNum w:abstractNumId="2" w15:restartNumberingAfterBreak="0">
+    <w:nsid w:val="7F4B3210"/>
+    <w:multiLevelType w:val="hybridMultilevel"/>
+    <w:tmpl w:val="A6663DE0"/>
+    <w:lvl w:ilvl="0" w:tplc="12F6DAF6">
       <w:start w:val="1"/>
       <w:numFmt w:val="bullet"/>
       <w:lvlText w:val="●"/>
@@ -8916,7 +9024,7 @@
         <w:ind w:left="720" w:hanging="360"/>
       </w:pPr>
     </w:lvl>
-    <w:lvl w:ilvl="1" w:tplc="7774421E">
+    <w:lvl w:ilvl="1" w:tplc="B3A42CC2">
       <w:start w:val="1"/>
       <w:numFmt w:val="bullet"/>
       <w:lvlText w:val="○"/>
@@ -8925,7 +9033,7 @@
         <w:ind w:left="1440" w:hanging="360"/>
       </w:pPr>
     </w:lvl>
-    <w:lvl w:ilvl="2" w:tplc="E52084CA">
+    <w:lvl w:ilvl="2" w:tplc="959294F8">
       <w:start w:val="1"/>
       <w:numFmt w:val="bullet"/>
       <w:lvlText w:val="■"/>
@@ -8934,7 +9042,7 @@
         <w:ind w:left="2160" w:hanging="360"/>
       </w:pPr>
     </w:lvl>
-    <w:lvl w:ilvl="3" w:tplc="A4E45930">
+    <w:lvl w:ilvl="3" w:tplc="5E3462F2">
       <w:start w:val="1"/>
       <w:numFmt w:val="bullet"/>
       <w:lvlText w:val="●"/>
@@ -8943,7 +9051,7 @@
         <w:ind w:left="2880" w:hanging="360"/>
       </w:pPr>
     </w:lvl>
-    <w:lvl w:ilvl="4" w:tplc="F280C780">
+    <w:lvl w:ilvl="4" w:tplc="6A3CF9CE">
       <w:start w:val="1"/>
       <w:numFmt w:val="bullet"/>
       <w:lvlText w:val="○"/>
@@ -8952,7 +9060,7 @@
         <w:ind w:left="3600" w:hanging="360"/>
       </w:pPr>
     </w:lvl>
-    <w:lvl w:ilvl="5" w:tplc="1E5649BE">
+    <w:lvl w:ilvl="5" w:tplc="E04EBEC6">
       <w:start w:val="1"/>
       <w:numFmt w:val="bullet"/>
       <w:lvlText w:val="■"/>
@@ -8961,7 +9069,7 @@
         <w:ind w:left="4320" w:hanging="360"/>
       </w:pPr>
     </w:lvl>
-    <w:lvl w:ilvl="6" w:tplc="8EC47B80">
+    <w:lvl w:ilvl="6" w:tplc="2D4636B2">
       <w:start w:val="1"/>
       <w:numFmt w:val="bullet"/>
       <w:lvlText w:val="●"/>
@@ -8970,7 +9078,7 @@
         <w:ind w:left="5040" w:hanging="360"/>
       </w:pPr>
     </w:lvl>
-    <w:lvl w:ilvl="7" w:tplc="65004BF6">
+    <w:lvl w:ilvl="7" w:tplc="B3FEB7E8">
       <w:start w:val="1"/>
       <w:numFmt w:val="bullet"/>
       <w:lvlText w:val="●"/>
@@ -8979,7 +9087,7 @@
         <w:ind w:left="5760" w:hanging="360"/>
       </w:pPr>
     </w:lvl>
-    <w:lvl w:ilvl="8" w:tplc="AE6C13C2">
+    <w:lvl w:ilvl="8" w:tplc="CAEC3A38">
       <w:start w:val="1"/>
       <w:numFmt w:val="bullet"/>
       <w:lvlText w:val="●"/>
@@ -8989,127 +9097,19 @@
       </w:pPr>
     </w:lvl>
   </w:abstractNum>
-  <w:abstractNum w:abstractNumId="1" w15:restartNumberingAfterBreak="0">
-    <w:nsid w:val="3E2A170D"/>
-    <w:multiLevelType w:val="hybridMultilevel"/>
-    <w:tmpl w:val="27368998"/>
-    <w:lvl w:ilvl="0" w:tplc="1DF6C4DA">
-      <w:start w:val="1"/>
-      <w:numFmt w:val="decimal"/>
-      <w:lvlText w:val="%1."/>
-      <w:lvlJc w:val="left"/>
-      <w:pPr>
-        <w:ind w:left="560" w:hanging="340"/>
-      </w:pPr>
-    </w:lvl>
-    <w:lvl w:ilvl="1" w:tplc="6442BDFE">
-      <w:numFmt w:val="decimal"/>
-      <w:lvlText w:val=""/>
-      <w:lvlJc w:val="left"/>
-    </w:lvl>
-    <w:lvl w:ilvl="2" w:tplc="49EEB1DC">
-      <w:numFmt w:val="decimal"/>
-      <w:lvlText w:val=""/>
-      <w:lvlJc w:val="left"/>
-    </w:lvl>
-    <w:lvl w:ilvl="3" w:tplc="F86E1E2E">
-      <w:numFmt w:val="decimal"/>
-      <w:lvlText w:val=""/>
-      <w:lvlJc w:val="left"/>
-    </w:lvl>
-    <w:lvl w:ilvl="4" w:tplc="2A86DA24">
-      <w:numFmt w:val="decimal"/>
-      <w:lvlText w:val=""/>
-      <w:lvlJc w:val="left"/>
-    </w:lvl>
-    <w:lvl w:ilvl="5" w:tplc="5602DBFE">
-      <w:numFmt w:val="decimal"/>
-      <w:lvlText w:val=""/>
-      <w:lvlJc w:val="left"/>
-    </w:lvl>
-    <w:lvl w:ilvl="6" w:tplc="557E2E32">
-      <w:numFmt w:val="decimal"/>
-      <w:lvlText w:val=""/>
-      <w:lvlJc w:val="left"/>
-    </w:lvl>
-    <w:lvl w:ilvl="7" w:tplc="9F48367E">
-      <w:numFmt w:val="decimal"/>
-      <w:lvlText w:val=""/>
-      <w:lvlJc w:val="left"/>
-    </w:lvl>
-    <w:lvl w:ilvl="8" w:tplc="05C470A4">
-      <w:numFmt w:val="decimal"/>
-      <w:lvlText w:val=""/>
-      <w:lvlJc w:val="left"/>
-    </w:lvl>
-  </w:abstractNum>
-  <w:abstractNum w:abstractNumId="2" w15:restartNumberingAfterBreak="0">
-    <w:nsid w:val="60CD75C6"/>
-    <w:multiLevelType w:val="hybridMultilevel"/>
-    <w:tmpl w:val="11149846"/>
-    <w:lvl w:ilvl="0" w:tplc="2EBADD96">
-      <w:start w:val="1"/>
-      <w:numFmt w:val="bullet"/>
-      <w:lvlText w:val="•"/>
-      <w:lvlJc w:val="left"/>
-      <w:pPr>
-        <w:ind w:left="560" w:hanging="280"/>
-      </w:pPr>
-    </w:lvl>
-    <w:lvl w:ilvl="1" w:tplc="4A1431D6">
-      <w:numFmt w:val="decimal"/>
-      <w:lvlText w:val=""/>
-      <w:lvlJc w:val="left"/>
-    </w:lvl>
-    <w:lvl w:ilvl="2" w:tplc="49ACBB4C">
-      <w:numFmt w:val="decimal"/>
-      <w:lvlText w:val=""/>
-      <w:lvlJc w:val="left"/>
-    </w:lvl>
-    <w:lvl w:ilvl="3" w:tplc="C2F49710">
-      <w:numFmt w:val="decimal"/>
-      <w:lvlText w:val=""/>
-      <w:lvlJc w:val="left"/>
-    </w:lvl>
-    <w:lvl w:ilvl="4" w:tplc="B0845162">
-      <w:numFmt w:val="decimal"/>
-      <w:lvlText w:val=""/>
-      <w:lvlJc w:val="left"/>
-    </w:lvl>
-    <w:lvl w:ilvl="5" w:tplc="8B76C648">
-      <w:numFmt w:val="decimal"/>
-      <w:lvlText w:val=""/>
-      <w:lvlJc w:val="left"/>
-    </w:lvl>
-    <w:lvl w:ilvl="6" w:tplc="34DA19AA">
-      <w:numFmt w:val="decimal"/>
-      <w:lvlText w:val=""/>
-      <w:lvlJc w:val="left"/>
-    </w:lvl>
-    <w:lvl w:ilvl="7" w:tplc="D7C05D00">
-      <w:numFmt w:val="decimal"/>
-      <w:lvlText w:val=""/>
-      <w:lvlJc w:val="left"/>
-    </w:lvl>
-    <w:lvl w:ilvl="8" w:tplc="4838FC76">
-      <w:numFmt w:val="decimal"/>
-      <w:lvlText w:val=""/>
-      <w:lvlJc w:val="left"/>
-    </w:lvl>
-  </w:abstractNum>
-  <w:num w:numId="1" w16cid:durableId="186873425">
+  <w:num w:numId="1" w16cid:durableId="1197505814">
+    <w:abstractNumId w:val="2"/>
+    <w:lvlOverride w:ilvl="0">
+      <w:startOverride w:val="1"/>
+    </w:lvlOverride>
+  </w:num>
+  <w:num w:numId="2" w16cid:durableId="437799962">
     <w:abstractNumId w:val="0"/>
     <w:lvlOverride w:ilvl="0">
       <w:startOverride w:val="1"/>
     </w:lvlOverride>
   </w:num>
-  <w:num w:numId="2" w16cid:durableId="1978804103">
-    <w:abstractNumId w:val="2"/>
-    <w:lvlOverride w:ilvl="0">
-      <w:startOverride w:val="1"/>
-    </w:lvlOverride>
-  </w:num>
-  <w:num w:numId="3" w16cid:durableId="44567219">
+  <w:num w:numId="3" w16cid:durableId="151264485">
     <w:abstractNumId w:val="1"/>
     <w:lvlOverride w:ilvl="0">
       <w:startOverride w:val="1"/>
@@ -9702,7 +9702,7 @@
     <w:autoRedefine/>
     <w:uiPriority w:val="39"/>
     <w:unhideWhenUsed/>
-    <w:rsid w:val="009627DB"/>
+    <w:rsid w:val="00046241"/>
     <w:pPr>
       <w:spacing w:after="100"/>
     </w:pPr>

--- a/public/documentos/ALC-03-plan-de-gestion-de-la-calidad.docx
+++ b/public/documentos/ALC-03-plan-de-gestion-de-la-calidad.docx
@@ -52,7 +52,7 @@
                 <w:noProof/>
               </w:rPr>
               <w:drawing>
-                <wp:inline distT="0" distB="0" distL="0" distR="0" wp14:anchorId="278E6CA5" wp14:editId="1DEAABBE">
+                <wp:inline distT="0" distB="0" distL="0" distR="0" wp14:anchorId="1673B813" wp14:editId="70698173">
                   <wp:extent cx="990600" cy="990600"/>
                   <wp:effectExtent l="0" t="0" r="0" b="0"/>
                   <wp:docPr id="1" name="Imagen 1"/>
@@ -171,10 +171,10 @@
                 <w:noProof/>
               </w:rPr>
               <w:drawing>
-                <wp:inline distT="0" distB="0" distL="0" distR="0" wp14:anchorId="4ECB5B89" wp14:editId="6A83637E">
+                <wp:inline distT="0" distB="0" distL="0" distR="0" wp14:anchorId="1A97FCBC" wp14:editId="53C777C3">
                   <wp:extent cx="800100" cy="800100"/>
                   <wp:effectExtent l="0" t="0" r="0" b="0"/>
-                  <wp:docPr id="1354762749" name="Imagen 1354762749"/>
+                  <wp:docPr id="625859227" name="Imagen 625859227"/>
                   <wp:cNvGraphicFramePr>
                     <a:graphicFrameLocks xmlns:a="http://schemas.openxmlformats.org/drawingml/2006/main" noChangeAspect="1"/>
                   </wp:cNvGraphicFramePr>
@@ -2585,7 +2585,7 @@
     <w:sdt>
       <w:sdtPr>
         <w:alias w:val="Contenido"/>
-        <w:id w:val="575024391"/>
+        <w:id w:val="794566864"/>
       </w:sdtPr>
       <w:sdtEndPr/>
       <w:sdtContent>
@@ -2611,7 +2611,7 @@
           <w:r>
             <w:fldChar w:fldCharType="separate"/>
           </w:r>
-          <w:hyperlink w:anchor="_Toc242543479" w:history="1">
+          <w:hyperlink w:anchor="_Toc242545507" w:history="1">
             <w:r>
               <w:rPr>
                 <w:rStyle w:val="Hipervnculo"/>
@@ -2635,7 +2635,7 @@
               <w:rPr>
                 <w:noProof/>
               </w:rPr>
-              <w:instrText xml:space="preserve"> PAGEREF _Toc242543479 \h </w:instrText>
+              <w:instrText xml:space="preserve"> PAGEREF _Toc242545507 \h </w:instrText>
             </w:r>
             <w:r>
               <w:rPr>
@@ -2675,7 +2675,7 @@
               <w14:ligatures w14:val="standardContextual"/>
             </w:rPr>
           </w:pPr>
-          <w:hyperlink w:anchor="_Toc242543480" w:history="1">
+          <w:hyperlink w:anchor="_Toc242545508" w:history="1">
             <w:r>
               <w:rPr>
                 <w:rStyle w:val="Hipervnculo"/>
@@ -2699,7 +2699,7 @@
               <w:rPr>
                 <w:noProof/>
               </w:rPr>
-              <w:instrText xml:space="preserve"> PAGEREF _Toc242543480 \h </w:instrText>
+              <w:instrText xml:space="preserve"> PAGEREF _Toc242545508 \h </w:instrText>
             </w:r>
             <w:r>
               <w:rPr>
@@ -2739,7 +2739,7 @@
               <w14:ligatures w14:val="standardContextual"/>
             </w:rPr>
           </w:pPr>
-          <w:hyperlink w:anchor="_Toc242543481" w:history="1">
+          <w:hyperlink w:anchor="_Toc242545509" w:history="1">
             <w:r>
               <w:rPr>
                 <w:rStyle w:val="Hipervnculo"/>
@@ -2763,7 +2763,7 @@
               <w:rPr>
                 <w:noProof/>
               </w:rPr>
-              <w:instrText xml:space="preserve"> PAGEREF _Toc242543481 \h </w:instrText>
+              <w:instrText xml:space="preserve"> PAGEREF _Toc242545509 \h </w:instrText>
             </w:r>
             <w:r>
               <w:rPr>
@@ -2803,7 +2803,7 @@
               <w14:ligatures w14:val="standardContextual"/>
             </w:rPr>
           </w:pPr>
-          <w:hyperlink w:anchor="_Toc242543482" w:history="1">
+          <w:hyperlink w:anchor="_Toc242545510" w:history="1">
             <w:r>
               <w:rPr>
                 <w:rStyle w:val="Hipervnculo"/>
@@ -2827,7 +2827,7 @@
               <w:rPr>
                 <w:noProof/>
               </w:rPr>
-              <w:instrText xml:space="preserve"> PAGEREF _Toc242543482 \h </w:instrText>
+              <w:instrText xml:space="preserve"> PAGEREF _Toc242545510 \h </w:instrText>
             </w:r>
             <w:r>
               <w:rPr>
@@ -2867,7 +2867,7 @@
               <w14:ligatures w14:val="standardContextual"/>
             </w:rPr>
           </w:pPr>
-          <w:hyperlink w:anchor="_Toc242543483" w:history="1">
+          <w:hyperlink w:anchor="_Toc242545511" w:history="1">
             <w:r>
               <w:rPr>
                 <w:rStyle w:val="Hipervnculo"/>
@@ -2891,7 +2891,7 @@
               <w:rPr>
                 <w:noProof/>
               </w:rPr>
-              <w:instrText xml:space="preserve"> PAGEREF _Toc242543483 \h </w:instrText>
+              <w:instrText xml:space="preserve"> PAGEREF _Toc242545511 \h </w:instrText>
             </w:r>
             <w:r>
               <w:rPr>
@@ -2931,7 +2931,7 @@
               <w14:ligatures w14:val="standardContextual"/>
             </w:rPr>
           </w:pPr>
-          <w:hyperlink w:anchor="_Toc242543484" w:history="1">
+          <w:hyperlink w:anchor="_Toc242545512" w:history="1">
             <w:r>
               <w:rPr>
                 <w:rStyle w:val="Hipervnculo"/>
@@ -2955,7 +2955,7 @@
               <w:rPr>
                 <w:noProof/>
               </w:rPr>
-              <w:instrText xml:space="preserve"> PAGEREF _Toc242543484 \h </w:instrText>
+              <w:instrText xml:space="preserve"> PAGEREF _Toc242545512 \h </w:instrText>
             </w:r>
             <w:r>
               <w:rPr>
@@ -2995,7 +2995,7 @@
               <w14:ligatures w14:val="standardContextual"/>
             </w:rPr>
           </w:pPr>
-          <w:hyperlink w:anchor="_Toc242543485" w:history="1">
+          <w:hyperlink w:anchor="_Toc242545513" w:history="1">
             <w:r>
               <w:rPr>
                 <w:rStyle w:val="Hipervnculo"/>
@@ -3019,7 +3019,7 @@
               <w:rPr>
                 <w:noProof/>
               </w:rPr>
-              <w:instrText xml:space="preserve"> PAGEREF _Toc242543485 \h </w:instrText>
+              <w:instrText xml:space="preserve"> PAGEREF _Toc242545513 \h </w:instrText>
             </w:r>
             <w:r>
               <w:rPr>
@@ -3069,7 +3069,7 @@
       <w:pPr>
         <w:pStyle w:val="Ttulo1"/>
       </w:pPr>
-      <w:bookmarkStart w:id="0" w:name="_Toc242543479"/>
+      <w:bookmarkStart w:id="0" w:name="_Toc242545507"/>
       <w:r>
         <w:lastRenderedPageBreak/>
         <w:t>1. Enfoque de la calidad</w:t>
@@ -3588,7 +3588,7 @@
       <w:pPr>
         <w:pStyle w:val="Ttulo1"/>
       </w:pPr>
-      <w:bookmarkStart w:id="1" w:name="_Toc242543480"/>
+      <w:bookmarkStart w:id="1" w:name="_Toc242545508"/>
       <w:r>
         <w:t>2. Estándares y normas aplicables</w:t>
       </w:r>
@@ -3668,7 +3668,7 @@
       <w:pPr>
         <w:pStyle w:val="Ttulo1"/>
       </w:pPr>
-      <w:bookmarkStart w:id="2" w:name="_Toc242543481"/>
+      <w:bookmarkStart w:id="2" w:name="_Toc242545509"/>
       <w:r>
         <w:t>3. Métricas de calidad del producto</w:t>
       </w:r>
@@ -5663,7 +5663,7 @@
       <w:pPr>
         <w:pStyle w:val="Ttulo1"/>
       </w:pPr>
-      <w:bookmarkStart w:id="3" w:name="_Toc242543482"/>
+      <w:bookmarkStart w:id="3" w:name="_Toc242545510"/>
       <w:r>
         <w:t>4. Métricas de calidad del proyecto</w:t>
       </w:r>
@@ -6405,7 +6405,7 @@
       <w:pPr>
         <w:pStyle w:val="Ttulo1"/>
       </w:pPr>
-      <w:bookmarkStart w:id="4" w:name="_Toc242543483"/>
+      <w:bookmarkStart w:id="4" w:name="_Toc242545511"/>
       <w:r>
         <w:t>5. Aseguramiento de la calidad</w:t>
       </w:r>
@@ -6520,7 +6520,7 @@
       <w:pPr>
         <w:pStyle w:val="Ttulo1"/>
       </w:pPr>
-      <w:bookmarkStart w:id="5" w:name="_Toc242543484"/>
+      <w:bookmarkStart w:id="5" w:name="_Toc242545512"/>
       <w:r>
         <w:t>6. Control de la calidad</w:t>
       </w:r>
@@ -7981,7 +7981,7 @@
       <w:pPr>
         <w:pStyle w:val="Ttulo1"/>
       </w:pPr>
-      <w:bookmarkStart w:id="6" w:name="_Toc242543485"/>
+      <w:bookmarkStart w:id="6" w:name="_Toc242545513"/>
       <w:r>
         <w:t>7. Roles y registros</w:t>
       </w:r>
@@ -8904,64 +8904,10 @@
 <file path=word/numbering.xml><?xml version="1.0" encoding="utf-8"?>
 <w:numbering xmlns:wpc="http://schemas.microsoft.com/office/word/2010/wordprocessingCanvas" xmlns:cx="http://schemas.microsoft.com/office/drawing/2014/chartex" xmlns:cx1="http://schemas.microsoft.com/office/drawing/2015/9/8/chartex" xmlns:cx2="http://schemas.microsoft.com/office/drawing/2015/10/21/chartex" xmlns:cx3="http://schemas.microsoft.com/office/drawing/2016/5/9/chartex" xmlns:cx4="http://schemas.microsoft.com/office/drawing/2016/5/10/chartex" xmlns:cx5="http://schemas.microsoft.com/office/drawing/2016/5/11/chartex" xmlns:cx6="http://schemas.microsoft.com/office/drawing/2016/5/12/chartex" xmlns:cx7="http://schemas.microsoft.com/office/drawing/2016/5/13/chartex" xmlns:cx8="http://schemas.microsoft.com/office/drawing/2016/5/14/chartex" xmlns:mc="http://schemas.openxmlformats.org/markup-compatibility/2006" xmlns:aink="http://schemas.microsoft.com/office/drawing/2016/ink" xmlns:am3d="http://schemas.microsoft.com/office/drawing/2017/model3d" xmlns:o="urn:schemas-microsoft-com:office:office" xmlns:oel="http://schemas.microsoft.com/office/2019/extlst" xmlns:r="http://schemas.openxmlformats.org/officeDocument/2006/relationships" xmlns:m="http://schemas.openxmlformats.org/officeDocument/2006/math" xmlns:v="urn:schemas-microsoft-com:vml" xmlns:wp14="http://schemas.microsoft.com/office/word/2010/wordprocessingDrawing" xmlns:wp="http://schemas.openxmlformats.org/drawingml/2006/wordprocessingDrawing" xmlns:w10="urn:schemas-microsoft-com:office:word" xmlns:w="http://schemas.openxmlformats.org/wordprocessingml/2006/main" xmlns:w14="http://schemas.microsoft.com/office/word/2010/wordml" xmlns:w15="http://schemas.microsoft.com/office/word/2012/wordml" xmlns:w16cex="http://schemas.microsoft.com/office/word/2018/wordml/cex" xmlns:w16cid="http://schemas.microsoft.com/office/word/2016/wordml/cid" xmlns:w16="http://schemas.microsoft.com/office/word/2018/wordml" xmlns:w16du="http://schemas.microsoft.com/office/word/2023/wordml/word16du" xmlns:w16sdtdh="http://schemas.microsoft.com/office/word/2020/wordml/sdtdatahash" xmlns:w16sdtfl="http://schemas.microsoft.com/office/word/2024/wordml/sdtformatlock" xmlns:w16se="http://schemas.microsoft.com/office/word/2015/wordml/symex" xmlns:wpg="http://schemas.microsoft.com/office/word/2010/wordprocessingGroup" xmlns:wpi="http://schemas.microsoft.com/office/word/2010/wordprocessingInk" xmlns:wne="http://schemas.microsoft.com/office/word/2006/wordml" xmlns:wps="http://schemas.microsoft.com/office/word/2010/wordprocessingShape" mc:Ignorable="w14 w15 w16se w16cid w16 w16cex w16sdtdh w16sdtfl w16du wp14">
   <w:abstractNum w:abstractNumId="0" w15:restartNumberingAfterBreak="0">
-    <w:nsid w:val="1F61711E"/>
+    <w:nsid w:val="0DD30E44"/>
     <w:multiLevelType w:val="hybridMultilevel"/>
-    <w:tmpl w:val="CE7CE394"/>
-    <w:lvl w:ilvl="0" w:tplc="41664F6A">
-      <w:start w:val="1"/>
-      <w:numFmt w:val="bullet"/>
-      <w:lvlText w:val="•"/>
-      <w:lvlJc w:val="left"/>
-      <w:pPr>
-        <w:ind w:left="560" w:hanging="280"/>
-      </w:pPr>
-    </w:lvl>
-    <w:lvl w:ilvl="1" w:tplc="FB62771E">
-      <w:numFmt w:val="decimal"/>
-      <w:lvlText w:val=""/>
-      <w:lvlJc w:val="left"/>
-    </w:lvl>
-    <w:lvl w:ilvl="2" w:tplc="1B285298">
-      <w:numFmt w:val="decimal"/>
-      <w:lvlText w:val=""/>
-      <w:lvlJc w:val="left"/>
-    </w:lvl>
-    <w:lvl w:ilvl="3" w:tplc="FC200D7A">
-      <w:numFmt w:val="decimal"/>
-      <w:lvlText w:val=""/>
-      <w:lvlJc w:val="left"/>
-    </w:lvl>
-    <w:lvl w:ilvl="4" w:tplc="6FF0A600">
-      <w:numFmt w:val="decimal"/>
-      <w:lvlText w:val=""/>
-      <w:lvlJc w:val="left"/>
-    </w:lvl>
-    <w:lvl w:ilvl="5" w:tplc="F098C070">
-      <w:numFmt w:val="decimal"/>
-      <w:lvlText w:val=""/>
-      <w:lvlJc w:val="left"/>
-    </w:lvl>
-    <w:lvl w:ilvl="6" w:tplc="3DDC7698">
-      <w:numFmt w:val="decimal"/>
-      <w:lvlText w:val=""/>
-      <w:lvlJc w:val="left"/>
-    </w:lvl>
-    <w:lvl w:ilvl="7" w:tplc="087E2448">
-      <w:numFmt w:val="decimal"/>
-      <w:lvlText w:val=""/>
-      <w:lvlJc w:val="left"/>
-    </w:lvl>
-    <w:lvl w:ilvl="8" w:tplc="549E8654">
-      <w:numFmt w:val="decimal"/>
-      <w:lvlText w:val=""/>
-      <w:lvlJc w:val="left"/>
-    </w:lvl>
-  </w:abstractNum>
-  <w:abstractNum w:abstractNumId="1" w15:restartNumberingAfterBreak="0">
-    <w:nsid w:val="760E56BA"/>
-    <w:multiLevelType w:val="hybridMultilevel"/>
-    <w:tmpl w:val="B640296A"/>
-    <w:lvl w:ilvl="0" w:tplc="23F86922">
+    <w:tmpl w:val="D118469C"/>
+    <w:lvl w:ilvl="0" w:tplc="6380AC28">
       <w:start w:val="1"/>
       <w:numFmt w:val="decimal"/>
       <w:lvlText w:val="%1."/>
@@ -8970,52 +8916,52 @@
         <w:ind w:left="560" w:hanging="340"/>
       </w:pPr>
     </w:lvl>
-    <w:lvl w:ilvl="1" w:tplc="B7280DAE">
+    <w:lvl w:ilvl="1" w:tplc="0598FB7E">
       <w:numFmt w:val="decimal"/>
       <w:lvlText w:val=""/>
       <w:lvlJc w:val="left"/>
     </w:lvl>
-    <w:lvl w:ilvl="2" w:tplc="2A58BF84">
+    <w:lvl w:ilvl="2" w:tplc="9EE8C44E">
       <w:numFmt w:val="decimal"/>
       <w:lvlText w:val=""/>
       <w:lvlJc w:val="left"/>
     </w:lvl>
-    <w:lvl w:ilvl="3" w:tplc="C77ED3C0">
+    <w:lvl w:ilvl="3" w:tplc="88E09AC0">
       <w:numFmt w:val="decimal"/>
       <w:lvlText w:val=""/>
       <w:lvlJc w:val="left"/>
     </w:lvl>
-    <w:lvl w:ilvl="4" w:tplc="2EB42B6A">
+    <w:lvl w:ilvl="4" w:tplc="33443396">
       <w:numFmt w:val="decimal"/>
       <w:lvlText w:val=""/>
       <w:lvlJc w:val="left"/>
     </w:lvl>
-    <w:lvl w:ilvl="5" w:tplc="F0F8DFEE">
+    <w:lvl w:ilvl="5" w:tplc="6D445186">
       <w:numFmt w:val="decimal"/>
       <w:lvlText w:val=""/>
       <w:lvlJc w:val="left"/>
     </w:lvl>
-    <w:lvl w:ilvl="6" w:tplc="350095A6">
+    <w:lvl w:ilvl="6" w:tplc="093A6EE2">
       <w:numFmt w:val="decimal"/>
       <w:lvlText w:val=""/>
       <w:lvlJc w:val="left"/>
     </w:lvl>
-    <w:lvl w:ilvl="7" w:tplc="8FAEAE42">
+    <w:lvl w:ilvl="7" w:tplc="69043DE4">
       <w:numFmt w:val="decimal"/>
       <w:lvlText w:val=""/>
       <w:lvlJc w:val="left"/>
     </w:lvl>
-    <w:lvl w:ilvl="8" w:tplc="A89030D2">
+    <w:lvl w:ilvl="8" w:tplc="BC7A1B90">
       <w:numFmt w:val="decimal"/>
       <w:lvlText w:val=""/>
       <w:lvlJc w:val="left"/>
     </w:lvl>
   </w:abstractNum>
-  <w:abstractNum w:abstractNumId="2" w15:restartNumberingAfterBreak="0">
-    <w:nsid w:val="7F4B3210"/>
+  <w:abstractNum w:abstractNumId="1" w15:restartNumberingAfterBreak="0">
+    <w:nsid w:val="29D10024"/>
     <w:multiLevelType w:val="hybridMultilevel"/>
-    <w:tmpl w:val="A6663DE0"/>
-    <w:lvl w:ilvl="0" w:tplc="12F6DAF6">
+    <w:tmpl w:val="244AA350"/>
+    <w:lvl w:ilvl="0" w:tplc="A9DCEC12">
       <w:start w:val="1"/>
       <w:numFmt w:val="bullet"/>
       <w:lvlText w:val="●"/>
@@ -9024,7 +8970,7 @@
         <w:ind w:left="720" w:hanging="360"/>
       </w:pPr>
     </w:lvl>
-    <w:lvl w:ilvl="1" w:tplc="B3A42CC2">
+    <w:lvl w:ilvl="1" w:tplc="1F7AD124">
       <w:start w:val="1"/>
       <w:numFmt w:val="bullet"/>
       <w:lvlText w:val="○"/>
@@ -9033,7 +8979,7 @@
         <w:ind w:left="1440" w:hanging="360"/>
       </w:pPr>
     </w:lvl>
-    <w:lvl w:ilvl="2" w:tplc="959294F8">
+    <w:lvl w:ilvl="2" w:tplc="ECA89DB4">
       <w:start w:val="1"/>
       <w:numFmt w:val="bullet"/>
       <w:lvlText w:val="■"/>
@@ -9042,7 +8988,7 @@
         <w:ind w:left="2160" w:hanging="360"/>
       </w:pPr>
     </w:lvl>
-    <w:lvl w:ilvl="3" w:tplc="5E3462F2">
+    <w:lvl w:ilvl="3" w:tplc="A1303D5C">
       <w:start w:val="1"/>
       <w:numFmt w:val="bullet"/>
       <w:lvlText w:val="●"/>
@@ -9051,7 +8997,7 @@
         <w:ind w:left="2880" w:hanging="360"/>
       </w:pPr>
     </w:lvl>
-    <w:lvl w:ilvl="4" w:tplc="6A3CF9CE">
+    <w:lvl w:ilvl="4" w:tplc="6602F1C8">
       <w:start w:val="1"/>
       <w:numFmt w:val="bullet"/>
       <w:lvlText w:val="○"/>
@@ -9060,7 +9006,7 @@
         <w:ind w:left="3600" w:hanging="360"/>
       </w:pPr>
     </w:lvl>
-    <w:lvl w:ilvl="5" w:tplc="E04EBEC6">
+    <w:lvl w:ilvl="5" w:tplc="49940B0E">
       <w:start w:val="1"/>
       <w:numFmt w:val="bullet"/>
       <w:lvlText w:val="■"/>
@@ -9069,7 +9015,7 @@
         <w:ind w:left="4320" w:hanging="360"/>
       </w:pPr>
     </w:lvl>
-    <w:lvl w:ilvl="6" w:tplc="2D4636B2">
+    <w:lvl w:ilvl="6" w:tplc="7C4CE874">
       <w:start w:val="1"/>
       <w:numFmt w:val="bullet"/>
       <w:lvlText w:val="●"/>
@@ -9078,7 +9024,7 @@
         <w:ind w:left="5040" w:hanging="360"/>
       </w:pPr>
     </w:lvl>
-    <w:lvl w:ilvl="7" w:tplc="B3FEB7E8">
+    <w:lvl w:ilvl="7" w:tplc="39640860">
       <w:start w:val="1"/>
       <w:numFmt w:val="bullet"/>
       <w:lvlText w:val="●"/>
@@ -9087,7 +9033,7 @@
         <w:ind w:left="5760" w:hanging="360"/>
       </w:pPr>
     </w:lvl>
-    <w:lvl w:ilvl="8" w:tplc="CAEC3A38">
+    <w:lvl w:ilvl="8" w:tplc="8D9C33FE">
       <w:start w:val="1"/>
       <w:numFmt w:val="bullet"/>
       <w:lvlText w:val="●"/>
@@ -9097,20 +9043,74 @@
       </w:pPr>
     </w:lvl>
   </w:abstractNum>
-  <w:num w:numId="1" w16cid:durableId="1197505814">
+  <w:abstractNum w:abstractNumId="2" w15:restartNumberingAfterBreak="0">
+    <w:nsid w:val="2F767348"/>
+    <w:multiLevelType w:val="hybridMultilevel"/>
+    <w:tmpl w:val="C6761B02"/>
+    <w:lvl w:ilvl="0" w:tplc="94C27C26">
+      <w:start w:val="1"/>
+      <w:numFmt w:val="bullet"/>
+      <w:lvlText w:val="•"/>
+      <w:lvlJc w:val="left"/>
+      <w:pPr>
+        <w:ind w:left="560" w:hanging="280"/>
+      </w:pPr>
+    </w:lvl>
+    <w:lvl w:ilvl="1" w:tplc="371EE2C2">
+      <w:numFmt w:val="decimal"/>
+      <w:lvlText w:val=""/>
+      <w:lvlJc w:val="left"/>
+    </w:lvl>
+    <w:lvl w:ilvl="2" w:tplc="F1201DC4">
+      <w:numFmt w:val="decimal"/>
+      <w:lvlText w:val=""/>
+      <w:lvlJc w:val="left"/>
+    </w:lvl>
+    <w:lvl w:ilvl="3" w:tplc="58926002">
+      <w:numFmt w:val="decimal"/>
+      <w:lvlText w:val=""/>
+      <w:lvlJc w:val="left"/>
+    </w:lvl>
+    <w:lvl w:ilvl="4" w:tplc="A1C6D580">
+      <w:numFmt w:val="decimal"/>
+      <w:lvlText w:val=""/>
+      <w:lvlJc w:val="left"/>
+    </w:lvl>
+    <w:lvl w:ilvl="5" w:tplc="07140EC4">
+      <w:numFmt w:val="decimal"/>
+      <w:lvlText w:val=""/>
+      <w:lvlJc w:val="left"/>
+    </w:lvl>
+    <w:lvl w:ilvl="6" w:tplc="C0F88AA2">
+      <w:numFmt w:val="decimal"/>
+      <w:lvlText w:val=""/>
+      <w:lvlJc w:val="left"/>
+    </w:lvl>
+    <w:lvl w:ilvl="7" w:tplc="DB0C1204">
+      <w:numFmt w:val="decimal"/>
+      <w:lvlText w:val=""/>
+      <w:lvlJc w:val="left"/>
+    </w:lvl>
+    <w:lvl w:ilvl="8" w:tplc="9BE8958C">
+      <w:numFmt w:val="decimal"/>
+      <w:lvlText w:val=""/>
+      <w:lvlJc w:val="left"/>
+    </w:lvl>
+  </w:abstractNum>
+  <w:num w:numId="1" w16cid:durableId="1075935622">
+    <w:abstractNumId w:val="1"/>
+    <w:lvlOverride w:ilvl="0">
+      <w:startOverride w:val="1"/>
+    </w:lvlOverride>
+  </w:num>
+  <w:num w:numId="2" w16cid:durableId="1656765868">
     <w:abstractNumId w:val="2"/>
     <w:lvlOverride w:ilvl="0">
       <w:startOverride w:val="1"/>
     </w:lvlOverride>
   </w:num>
-  <w:num w:numId="2" w16cid:durableId="437799962">
+  <w:num w:numId="3" w16cid:durableId="1953197170">
     <w:abstractNumId w:val="0"/>
-    <w:lvlOverride w:ilvl="0">
-      <w:startOverride w:val="1"/>
-    </w:lvlOverride>
-  </w:num>
-  <w:num w:numId="3" w16cid:durableId="151264485">
-    <w:abstractNumId w:val="1"/>
     <w:lvlOverride w:ilvl="0">
       <w:startOverride w:val="1"/>
     </w:lvlOverride>
@@ -9702,7 +9702,7 @@
     <w:autoRedefine/>
     <w:uiPriority w:val="39"/>
     <w:unhideWhenUsed/>
-    <w:rsid w:val="00046241"/>
+    <w:rsid w:val="00A04FF1"/>
     <w:pPr>
       <w:spacing w:after="100"/>
     </w:pPr>

--- a/public/documentos/ALC-03-plan-de-gestion-de-la-calidad.docx
+++ b/public/documentos/ALC-03-plan-de-gestion-de-la-calidad.docx
@@ -52,7 +52,7 @@
                 <w:noProof/>
               </w:rPr>
               <w:drawing>
-                <wp:inline distT="0" distB="0" distL="0" distR="0" wp14:anchorId="1673B813" wp14:editId="70698173">
+                <wp:inline distT="0" distB="0" distL="0" distR="0" wp14:anchorId="36225AD3" wp14:editId="5F031CF7">
                   <wp:extent cx="990600" cy="990600"/>
                   <wp:effectExtent l="0" t="0" r="0" b="0"/>
                   <wp:docPr id="1" name="Imagen 1"/>
@@ -171,10 +171,10 @@
                 <w:noProof/>
               </w:rPr>
               <w:drawing>
-                <wp:inline distT="0" distB="0" distL="0" distR="0" wp14:anchorId="1A97FCBC" wp14:editId="53C777C3">
+                <wp:inline distT="0" distB="0" distL="0" distR="0" wp14:anchorId="157B1CD4" wp14:editId="2F0DB67A">
                   <wp:extent cx="800100" cy="800100"/>
                   <wp:effectExtent l="0" t="0" r="0" b="0"/>
-                  <wp:docPr id="625859227" name="Imagen 625859227"/>
+                  <wp:docPr id="953779430" name="Imagen 953779430"/>
                   <wp:cNvGraphicFramePr>
                     <a:graphicFrameLocks xmlns:a="http://schemas.openxmlformats.org/drawingml/2006/main" noChangeAspect="1"/>
                   </wp:cNvGraphicFramePr>
@@ -2585,7 +2585,7 @@
     <w:sdt>
       <w:sdtPr>
         <w:alias w:val="Contenido"/>
-        <w:id w:val="794566864"/>
+        <w:id w:val="453291188"/>
       </w:sdtPr>
       <w:sdtEndPr/>
       <w:sdtContent>
@@ -2611,7 +2611,7 @@
           <w:r>
             <w:fldChar w:fldCharType="separate"/>
           </w:r>
-          <w:hyperlink w:anchor="_Toc242545507" w:history="1">
+          <w:hyperlink w:anchor="_Toc242549721" w:history="1">
             <w:r>
               <w:rPr>
                 <w:rStyle w:val="Hipervnculo"/>
@@ -2635,7 +2635,7 @@
               <w:rPr>
                 <w:noProof/>
               </w:rPr>
-              <w:instrText xml:space="preserve"> PAGEREF _Toc242545507 \h </w:instrText>
+              <w:instrText xml:space="preserve"> PAGEREF _Toc242549721 \h </w:instrText>
             </w:r>
             <w:r>
               <w:rPr>
@@ -2675,7 +2675,7 @@
               <w14:ligatures w14:val="standardContextual"/>
             </w:rPr>
           </w:pPr>
-          <w:hyperlink w:anchor="_Toc242545508" w:history="1">
+          <w:hyperlink w:anchor="_Toc242549722" w:history="1">
             <w:r>
               <w:rPr>
                 <w:rStyle w:val="Hipervnculo"/>
@@ -2699,7 +2699,7 @@
               <w:rPr>
                 <w:noProof/>
               </w:rPr>
-              <w:instrText xml:space="preserve"> PAGEREF _Toc242545508 \h </w:instrText>
+              <w:instrText xml:space="preserve"> PAGEREF _Toc242549722 \h </w:instrText>
             </w:r>
             <w:r>
               <w:rPr>
@@ -2739,7 +2739,7 @@
               <w14:ligatures w14:val="standardContextual"/>
             </w:rPr>
           </w:pPr>
-          <w:hyperlink w:anchor="_Toc242545509" w:history="1">
+          <w:hyperlink w:anchor="_Toc242549723" w:history="1">
             <w:r>
               <w:rPr>
                 <w:rStyle w:val="Hipervnculo"/>
@@ -2763,7 +2763,7 @@
               <w:rPr>
                 <w:noProof/>
               </w:rPr>
-              <w:instrText xml:space="preserve"> PAGEREF _Toc242545509 \h </w:instrText>
+              <w:instrText xml:space="preserve"> PAGEREF _Toc242549723 \h </w:instrText>
             </w:r>
             <w:r>
               <w:rPr>
@@ -2803,7 +2803,7 @@
               <w14:ligatures w14:val="standardContextual"/>
             </w:rPr>
           </w:pPr>
-          <w:hyperlink w:anchor="_Toc242545510" w:history="1">
+          <w:hyperlink w:anchor="_Toc242549724" w:history="1">
             <w:r>
               <w:rPr>
                 <w:rStyle w:val="Hipervnculo"/>
@@ -2827,7 +2827,7 @@
               <w:rPr>
                 <w:noProof/>
               </w:rPr>
-              <w:instrText xml:space="preserve"> PAGEREF _Toc242545510 \h </w:instrText>
+              <w:instrText xml:space="preserve"> PAGEREF _Toc242549724 \h </w:instrText>
             </w:r>
             <w:r>
               <w:rPr>
@@ -2867,7 +2867,7 @@
               <w14:ligatures w14:val="standardContextual"/>
             </w:rPr>
           </w:pPr>
-          <w:hyperlink w:anchor="_Toc242545511" w:history="1">
+          <w:hyperlink w:anchor="_Toc242549725" w:history="1">
             <w:r>
               <w:rPr>
                 <w:rStyle w:val="Hipervnculo"/>
@@ -2891,7 +2891,7 @@
               <w:rPr>
                 <w:noProof/>
               </w:rPr>
-              <w:instrText xml:space="preserve"> PAGEREF _Toc242545511 \h </w:instrText>
+              <w:instrText xml:space="preserve"> PAGEREF _Toc242549725 \h </w:instrText>
             </w:r>
             <w:r>
               <w:rPr>
@@ -2931,7 +2931,7 @@
               <w14:ligatures w14:val="standardContextual"/>
             </w:rPr>
           </w:pPr>
-          <w:hyperlink w:anchor="_Toc242545512" w:history="1">
+          <w:hyperlink w:anchor="_Toc242549726" w:history="1">
             <w:r>
               <w:rPr>
                 <w:rStyle w:val="Hipervnculo"/>
@@ -2955,7 +2955,7 @@
               <w:rPr>
                 <w:noProof/>
               </w:rPr>
-              <w:instrText xml:space="preserve"> PAGEREF _Toc242545512 \h </w:instrText>
+              <w:instrText xml:space="preserve"> PAGEREF _Toc242549726 \h </w:instrText>
             </w:r>
             <w:r>
               <w:rPr>
@@ -2995,7 +2995,7 @@
               <w14:ligatures w14:val="standardContextual"/>
             </w:rPr>
           </w:pPr>
-          <w:hyperlink w:anchor="_Toc242545513" w:history="1">
+          <w:hyperlink w:anchor="_Toc242549727" w:history="1">
             <w:r>
               <w:rPr>
                 <w:rStyle w:val="Hipervnculo"/>
@@ -3019,7 +3019,7 @@
               <w:rPr>
                 <w:noProof/>
               </w:rPr>
-              <w:instrText xml:space="preserve"> PAGEREF _Toc242545513 \h </w:instrText>
+              <w:instrText xml:space="preserve"> PAGEREF _Toc242549727 \h </w:instrText>
             </w:r>
             <w:r>
               <w:rPr>
@@ -3069,7 +3069,7 @@
       <w:pPr>
         <w:pStyle w:val="Ttulo1"/>
       </w:pPr>
-      <w:bookmarkStart w:id="0" w:name="_Toc242545507"/>
+      <w:bookmarkStart w:id="0" w:name="_Toc242549721"/>
       <w:r>
         <w:lastRenderedPageBreak/>
         <w:t>1. Enfoque de la calidad</w:t>
@@ -3588,7 +3588,7 @@
       <w:pPr>
         <w:pStyle w:val="Ttulo1"/>
       </w:pPr>
-      <w:bookmarkStart w:id="1" w:name="_Toc242545508"/>
+      <w:bookmarkStart w:id="1" w:name="_Toc242549722"/>
       <w:r>
         <w:t>2. Estándares y normas aplicables</w:t>
       </w:r>
@@ -3668,7 +3668,7 @@
       <w:pPr>
         <w:pStyle w:val="Ttulo1"/>
       </w:pPr>
-      <w:bookmarkStart w:id="2" w:name="_Toc242545509"/>
+      <w:bookmarkStart w:id="2" w:name="_Toc242549723"/>
       <w:r>
         <w:t>3. Métricas de calidad del producto</w:t>
       </w:r>
@@ -5663,7 +5663,7 @@
       <w:pPr>
         <w:pStyle w:val="Ttulo1"/>
       </w:pPr>
-      <w:bookmarkStart w:id="3" w:name="_Toc242545510"/>
+      <w:bookmarkStart w:id="3" w:name="_Toc242549724"/>
       <w:r>
         <w:t>4. Métricas de calidad del proyecto</w:t>
       </w:r>
@@ -6405,7 +6405,7 @@
       <w:pPr>
         <w:pStyle w:val="Ttulo1"/>
       </w:pPr>
-      <w:bookmarkStart w:id="4" w:name="_Toc242545511"/>
+      <w:bookmarkStart w:id="4" w:name="_Toc242549725"/>
       <w:r>
         <w:t>5. Aseguramiento de la calidad</w:t>
       </w:r>
@@ -6520,7 +6520,7 @@
       <w:pPr>
         <w:pStyle w:val="Ttulo1"/>
       </w:pPr>
-      <w:bookmarkStart w:id="5" w:name="_Toc242545512"/>
+      <w:bookmarkStart w:id="5" w:name="_Toc242549726"/>
       <w:r>
         <w:t>6. Control de la calidad</w:t>
       </w:r>
@@ -7981,7 +7981,7 @@
       <w:pPr>
         <w:pStyle w:val="Ttulo1"/>
       </w:pPr>
-      <w:bookmarkStart w:id="6" w:name="_Toc242545513"/>
+      <w:bookmarkStart w:id="6" w:name="_Toc242549727"/>
       <w:r>
         <w:t>7. Roles y registros</w:t>
       </w:r>
@@ -8904,64 +8904,64 @@
 <file path=word/numbering.xml><?xml version="1.0" encoding="utf-8"?>
 <w:numbering xmlns:wpc="http://schemas.microsoft.com/office/word/2010/wordprocessingCanvas" xmlns:cx="http://schemas.microsoft.com/office/drawing/2014/chartex" xmlns:cx1="http://schemas.microsoft.com/office/drawing/2015/9/8/chartex" xmlns:cx2="http://schemas.microsoft.com/office/drawing/2015/10/21/chartex" xmlns:cx3="http://schemas.microsoft.com/office/drawing/2016/5/9/chartex" xmlns:cx4="http://schemas.microsoft.com/office/drawing/2016/5/10/chartex" xmlns:cx5="http://schemas.microsoft.com/office/drawing/2016/5/11/chartex" xmlns:cx6="http://schemas.microsoft.com/office/drawing/2016/5/12/chartex" xmlns:cx7="http://schemas.microsoft.com/office/drawing/2016/5/13/chartex" xmlns:cx8="http://schemas.microsoft.com/office/drawing/2016/5/14/chartex" xmlns:mc="http://schemas.openxmlformats.org/markup-compatibility/2006" xmlns:aink="http://schemas.microsoft.com/office/drawing/2016/ink" xmlns:am3d="http://schemas.microsoft.com/office/drawing/2017/model3d" xmlns:o="urn:schemas-microsoft-com:office:office" xmlns:oel="http://schemas.microsoft.com/office/2019/extlst" xmlns:r="http://schemas.openxmlformats.org/officeDocument/2006/relationships" xmlns:m="http://schemas.openxmlformats.org/officeDocument/2006/math" xmlns:v="urn:schemas-microsoft-com:vml" xmlns:wp14="http://schemas.microsoft.com/office/word/2010/wordprocessingDrawing" xmlns:wp="http://schemas.openxmlformats.org/drawingml/2006/wordprocessingDrawing" xmlns:w10="urn:schemas-microsoft-com:office:word" xmlns:w="http://schemas.openxmlformats.org/wordprocessingml/2006/main" xmlns:w14="http://schemas.microsoft.com/office/word/2010/wordml" xmlns:w15="http://schemas.microsoft.com/office/word/2012/wordml" xmlns:w16cex="http://schemas.microsoft.com/office/word/2018/wordml/cex" xmlns:w16cid="http://schemas.microsoft.com/office/word/2016/wordml/cid" xmlns:w16="http://schemas.microsoft.com/office/word/2018/wordml" xmlns:w16du="http://schemas.microsoft.com/office/word/2023/wordml/word16du" xmlns:w16sdtdh="http://schemas.microsoft.com/office/word/2020/wordml/sdtdatahash" xmlns:w16sdtfl="http://schemas.microsoft.com/office/word/2024/wordml/sdtformatlock" xmlns:w16se="http://schemas.microsoft.com/office/word/2015/wordml/symex" xmlns:wpg="http://schemas.microsoft.com/office/word/2010/wordprocessingGroup" xmlns:wpi="http://schemas.microsoft.com/office/word/2010/wordprocessingInk" xmlns:wne="http://schemas.microsoft.com/office/word/2006/wordml" xmlns:wps="http://schemas.microsoft.com/office/word/2010/wordprocessingShape" mc:Ignorable="w14 w15 w16se w16cid w16 w16cex w16sdtdh w16sdtfl w16du wp14">
   <w:abstractNum w:abstractNumId="0" w15:restartNumberingAfterBreak="0">
-    <w:nsid w:val="0DD30E44"/>
+    <w:nsid w:val="114D643F"/>
     <w:multiLevelType w:val="hybridMultilevel"/>
-    <w:tmpl w:val="D118469C"/>
-    <w:lvl w:ilvl="0" w:tplc="6380AC28">
+    <w:tmpl w:val="258E2CA0"/>
+    <w:lvl w:ilvl="0" w:tplc="409860E6">
       <w:start w:val="1"/>
-      <w:numFmt w:val="decimal"/>
-      <w:lvlText w:val="%1."/>
+      <w:numFmt w:val="bullet"/>
+      <w:lvlText w:val="•"/>
       <w:lvlJc w:val="left"/>
       <w:pPr>
-        <w:ind w:left="560" w:hanging="340"/>
+        <w:ind w:left="560" w:hanging="280"/>
       </w:pPr>
     </w:lvl>
-    <w:lvl w:ilvl="1" w:tplc="0598FB7E">
+    <w:lvl w:ilvl="1" w:tplc="C88C1A94">
       <w:numFmt w:val="decimal"/>
       <w:lvlText w:val=""/>
       <w:lvlJc w:val="left"/>
     </w:lvl>
-    <w:lvl w:ilvl="2" w:tplc="9EE8C44E">
+    <w:lvl w:ilvl="2" w:tplc="1F7080F0">
       <w:numFmt w:val="decimal"/>
       <w:lvlText w:val=""/>
       <w:lvlJc w:val="left"/>
     </w:lvl>
-    <w:lvl w:ilvl="3" w:tplc="88E09AC0">
+    <w:lvl w:ilvl="3" w:tplc="DCCC2CF4">
       <w:numFmt w:val="decimal"/>
       <w:lvlText w:val=""/>
       <w:lvlJc w:val="left"/>
     </w:lvl>
-    <w:lvl w:ilvl="4" w:tplc="33443396">
+    <w:lvl w:ilvl="4" w:tplc="0F0226EA">
       <w:numFmt w:val="decimal"/>
       <w:lvlText w:val=""/>
       <w:lvlJc w:val="left"/>
     </w:lvl>
-    <w:lvl w:ilvl="5" w:tplc="6D445186">
+    <w:lvl w:ilvl="5" w:tplc="55BA3850">
       <w:numFmt w:val="decimal"/>
       <w:lvlText w:val=""/>
       <w:lvlJc w:val="left"/>
     </w:lvl>
-    <w:lvl w:ilvl="6" w:tplc="093A6EE2">
+    <w:lvl w:ilvl="6" w:tplc="BF3E56FA">
       <w:numFmt w:val="decimal"/>
       <w:lvlText w:val=""/>
       <w:lvlJc w:val="left"/>
     </w:lvl>
-    <w:lvl w:ilvl="7" w:tplc="69043DE4">
+    <w:lvl w:ilvl="7" w:tplc="13D2E1DE">
       <w:numFmt w:val="decimal"/>
       <w:lvlText w:val=""/>
       <w:lvlJc w:val="left"/>
     </w:lvl>
-    <w:lvl w:ilvl="8" w:tplc="BC7A1B90">
+    <w:lvl w:ilvl="8" w:tplc="88D4CE30">
       <w:numFmt w:val="decimal"/>
       <w:lvlText w:val=""/>
       <w:lvlJc w:val="left"/>
     </w:lvl>
   </w:abstractNum>
   <w:abstractNum w:abstractNumId="1" w15:restartNumberingAfterBreak="0">
-    <w:nsid w:val="29D10024"/>
+    <w:nsid w:val="25E91893"/>
     <w:multiLevelType w:val="hybridMultilevel"/>
-    <w:tmpl w:val="244AA350"/>
-    <w:lvl w:ilvl="0" w:tplc="A9DCEC12">
+    <w:tmpl w:val="D5C0A516"/>
+    <w:lvl w:ilvl="0" w:tplc="A53A3C76">
       <w:start w:val="1"/>
       <w:numFmt w:val="bullet"/>
       <w:lvlText w:val="●"/>
@@ -8970,7 +8970,7 @@
         <w:ind w:left="720" w:hanging="360"/>
       </w:pPr>
     </w:lvl>
-    <w:lvl w:ilvl="1" w:tplc="1F7AD124">
+    <w:lvl w:ilvl="1" w:tplc="08CCBC80">
       <w:start w:val="1"/>
       <w:numFmt w:val="bullet"/>
       <w:lvlText w:val="○"/>
@@ -8979,7 +8979,7 @@
         <w:ind w:left="1440" w:hanging="360"/>
       </w:pPr>
     </w:lvl>
-    <w:lvl w:ilvl="2" w:tplc="ECA89DB4">
+    <w:lvl w:ilvl="2" w:tplc="F93E848C">
       <w:start w:val="1"/>
       <w:numFmt w:val="bullet"/>
       <w:lvlText w:val="■"/>
@@ -8988,7 +8988,7 @@
         <w:ind w:left="2160" w:hanging="360"/>
       </w:pPr>
     </w:lvl>
-    <w:lvl w:ilvl="3" w:tplc="A1303D5C">
+    <w:lvl w:ilvl="3" w:tplc="78D4DF52">
       <w:start w:val="1"/>
       <w:numFmt w:val="bullet"/>
       <w:lvlText w:val="●"/>
@@ -8997,7 +8997,7 @@
         <w:ind w:left="2880" w:hanging="360"/>
       </w:pPr>
     </w:lvl>
-    <w:lvl w:ilvl="4" w:tplc="6602F1C8">
+    <w:lvl w:ilvl="4" w:tplc="0FF69646">
       <w:start w:val="1"/>
       <w:numFmt w:val="bullet"/>
       <w:lvlText w:val="○"/>
@@ -9006,7 +9006,7 @@
         <w:ind w:left="3600" w:hanging="360"/>
       </w:pPr>
     </w:lvl>
-    <w:lvl w:ilvl="5" w:tplc="49940B0E">
+    <w:lvl w:ilvl="5" w:tplc="8E5E0F32">
       <w:start w:val="1"/>
       <w:numFmt w:val="bullet"/>
       <w:lvlText w:val="■"/>
@@ -9015,7 +9015,7 @@
         <w:ind w:left="4320" w:hanging="360"/>
       </w:pPr>
     </w:lvl>
-    <w:lvl w:ilvl="6" w:tplc="7C4CE874">
+    <w:lvl w:ilvl="6" w:tplc="72047568">
       <w:start w:val="1"/>
       <w:numFmt w:val="bullet"/>
       <w:lvlText w:val="●"/>
@@ -9024,7 +9024,7 @@
         <w:ind w:left="5040" w:hanging="360"/>
       </w:pPr>
     </w:lvl>
-    <w:lvl w:ilvl="7" w:tplc="39640860">
+    <w:lvl w:ilvl="7" w:tplc="9ED4BAD0">
       <w:start w:val="1"/>
       <w:numFmt w:val="bullet"/>
       <w:lvlText w:val="●"/>
@@ -9033,7 +9033,7 @@
         <w:ind w:left="5760" w:hanging="360"/>
       </w:pPr>
     </w:lvl>
-    <w:lvl w:ilvl="8" w:tplc="8D9C33FE">
+    <w:lvl w:ilvl="8" w:tplc="6722FBA8">
       <w:start w:val="1"/>
       <w:numFmt w:val="bullet"/>
       <w:lvlText w:val="●"/>
@@ -9044,73 +9044,73 @@
     </w:lvl>
   </w:abstractNum>
   <w:abstractNum w:abstractNumId="2" w15:restartNumberingAfterBreak="0">
-    <w:nsid w:val="2F767348"/>
+    <w:nsid w:val="57176580"/>
     <w:multiLevelType w:val="hybridMultilevel"/>
-    <w:tmpl w:val="C6761B02"/>
-    <w:lvl w:ilvl="0" w:tplc="94C27C26">
+    <w:tmpl w:val="49EC49C8"/>
+    <w:lvl w:ilvl="0" w:tplc="DA8A9342">
       <w:start w:val="1"/>
-      <w:numFmt w:val="bullet"/>
-      <w:lvlText w:val="•"/>
+      <w:numFmt w:val="decimal"/>
+      <w:lvlText w:val="%1."/>
       <w:lvlJc w:val="left"/>
       <w:pPr>
-        <w:ind w:left="560" w:hanging="280"/>
+        <w:ind w:left="560" w:hanging="340"/>
       </w:pPr>
     </w:lvl>
-    <w:lvl w:ilvl="1" w:tplc="371EE2C2">
+    <w:lvl w:ilvl="1" w:tplc="C11A8A9E">
       <w:numFmt w:val="decimal"/>
       <w:lvlText w:val=""/>
       <w:lvlJc w:val="left"/>
     </w:lvl>
-    <w:lvl w:ilvl="2" w:tplc="F1201DC4">
+    <w:lvl w:ilvl="2" w:tplc="3DE28160">
       <w:numFmt w:val="decimal"/>
       <w:lvlText w:val=""/>
       <w:lvlJc w:val="left"/>
     </w:lvl>
-    <w:lvl w:ilvl="3" w:tplc="58926002">
+    <w:lvl w:ilvl="3" w:tplc="B4F6C6EE">
       <w:numFmt w:val="decimal"/>
       <w:lvlText w:val=""/>
       <w:lvlJc w:val="left"/>
     </w:lvl>
-    <w:lvl w:ilvl="4" w:tplc="A1C6D580">
+    <w:lvl w:ilvl="4" w:tplc="0FDA87C0">
       <w:numFmt w:val="decimal"/>
       <w:lvlText w:val=""/>
       <w:lvlJc w:val="left"/>
     </w:lvl>
-    <w:lvl w:ilvl="5" w:tplc="07140EC4">
+    <w:lvl w:ilvl="5" w:tplc="585C30FE">
       <w:numFmt w:val="decimal"/>
       <w:lvlText w:val=""/>
       <w:lvlJc w:val="left"/>
     </w:lvl>
-    <w:lvl w:ilvl="6" w:tplc="C0F88AA2">
+    <w:lvl w:ilvl="6" w:tplc="DD90817A">
       <w:numFmt w:val="decimal"/>
       <w:lvlText w:val=""/>
       <w:lvlJc w:val="left"/>
     </w:lvl>
-    <w:lvl w:ilvl="7" w:tplc="DB0C1204">
+    <w:lvl w:ilvl="7" w:tplc="985C9ADE">
       <w:numFmt w:val="decimal"/>
       <w:lvlText w:val=""/>
       <w:lvlJc w:val="left"/>
     </w:lvl>
-    <w:lvl w:ilvl="8" w:tplc="9BE8958C">
+    <w:lvl w:ilvl="8" w:tplc="9BE41CF0">
       <w:numFmt w:val="decimal"/>
       <w:lvlText w:val=""/>
       <w:lvlJc w:val="left"/>
     </w:lvl>
   </w:abstractNum>
-  <w:num w:numId="1" w16cid:durableId="1075935622">
+  <w:num w:numId="1" w16cid:durableId="1685353223">
     <w:abstractNumId w:val="1"/>
     <w:lvlOverride w:ilvl="0">
       <w:startOverride w:val="1"/>
     </w:lvlOverride>
   </w:num>
-  <w:num w:numId="2" w16cid:durableId="1656765868">
-    <w:abstractNumId w:val="2"/>
+  <w:num w:numId="2" w16cid:durableId="1177041978">
+    <w:abstractNumId w:val="0"/>
     <w:lvlOverride w:ilvl="0">
       <w:startOverride w:val="1"/>
     </w:lvlOverride>
   </w:num>
-  <w:num w:numId="3" w16cid:durableId="1953197170">
-    <w:abstractNumId w:val="0"/>
+  <w:num w:numId="3" w16cid:durableId="897981888">
+    <w:abstractNumId w:val="2"/>
     <w:lvlOverride w:ilvl="0">
       <w:startOverride w:val="1"/>
     </w:lvlOverride>
@@ -9702,7 +9702,7 @@
     <w:autoRedefine/>
     <w:uiPriority w:val="39"/>
     <w:unhideWhenUsed/>
-    <w:rsid w:val="00A04FF1"/>
+    <w:rsid w:val="00B64780"/>
     <w:pPr>
       <w:spacing w:after="100"/>
     </w:pPr>

--- a/public/documentos/ALC-03-plan-de-gestion-de-la-calidad.docx
+++ b/public/documentos/ALC-03-plan-de-gestion-de-la-calidad.docx
@@ -52,7 +52,7 @@
                 <w:noProof/>
               </w:rPr>
               <w:drawing>
-                <wp:inline distT="0" distB="0" distL="0" distR="0" wp14:anchorId="36225AD3" wp14:editId="5F031CF7">
+                <wp:inline distT="0" distB="0" distL="0" distR="0" wp14:anchorId="2852D01A" wp14:editId="0C064CBE">
                   <wp:extent cx="990600" cy="990600"/>
                   <wp:effectExtent l="0" t="0" r="0" b="0"/>
                   <wp:docPr id="1" name="Imagen 1"/>
@@ -171,10 +171,10 @@
                 <w:noProof/>
               </w:rPr>
               <w:drawing>
-                <wp:inline distT="0" distB="0" distL="0" distR="0" wp14:anchorId="157B1CD4" wp14:editId="2F0DB67A">
+                <wp:inline distT="0" distB="0" distL="0" distR="0" wp14:anchorId="68BAB996" wp14:editId="5E6EA1E8">
                   <wp:extent cx="800100" cy="800100"/>
                   <wp:effectExtent l="0" t="0" r="0" b="0"/>
-                  <wp:docPr id="953779430" name="Imagen 953779430"/>
+                  <wp:docPr id="473002904" name="Imagen 473002904"/>
                   <wp:cNvGraphicFramePr>
                     <a:graphicFrameLocks xmlns:a="http://schemas.openxmlformats.org/drawingml/2006/main" noChangeAspect="1"/>
                   </wp:cNvGraphicFramePr>
@@ -1117,7 +1117,7 @@
                 <w:sz w:val="17"/>
                 <w:szCs w:val="17"/>
               </w:rPr>
-              <w:t>Responsable del modelo de Machine Learning</w:t>
+              <w:t>Responsable del modelo de Machine Learning y Product Owner</w:t>
             </w:r>
           </w:p>
         </w:tc>
@@ -2585,7 +2585,7 @@
     <w:sdt>
       <w:sdtPr>
         <w:alias w:val="Contenido"/>
-        <w:id w:val="453291188"/>
+        <w:id w:val="-901604369"/>
       </w:sdtPr>
       <w:sdtEndPr/>
       <w:sdtContent>
@@ -2611,7 +2611,7 @@
           <w:r>
             <w:fldChar w:fldCharType="separate"/>
           </w:r>
-          <w:hyperlink w:anchor="_Toc242549721" w:history="1">
+          <w:hyperlink w:anchor="_Toc243091781" w:history="1">
             <w:r>
               <w:rPr>
                 <w:rStyle w:val="Hipervnculo"/>
@@ -2635,7 +2635,7 @@
               <w:rPr>
                 <w:noProof/>
               </w:rPr>
-              <w:instrText xml:space="preserve"> PAGEREF _Toc242549721 \h </w:instrText>
+              <w:instrText xml:space="preserve"> PAGEREF _Toc243091781 \h </w:instrText>
             </w:r>
             <w:r>
               <w:rPr>
@@ -2675,7 +2675,7 @@
               <w14:ligatures w14:val="standardContextual"/>
             </w:rPr>
           </w:pPr>
-          <w:hyperlink w:anchor="_Toc242549722" w:history="1">
+          <w:hyperlink w:anchor="_Toc243091782" w:history="1">
             <w:r>
               <w:rPr>
                 <w:rStyle w:val="Hipervnculo"/>
@@ -2699,7 +2699,7 @@
               <w:rPr>
                 <w:noProof/>
               </w:rPr>
-              <w:instrText xml:space="preserve"> PAGEREF _Toc242549722 \h </w:instrText>
+              <w:instrText xml:space="preserve"> PAGEREF _Toc243091782 \h </w:instrText>
             </w:r>
             <w:r>
               <w:rPr>
@@ -2739,7 +2739,7 @@
               <w14:ligatures w14:val="standardContextual"/>
             </w:rPr>
           </w:pPr>
-          <w:hyperlink w:anchor="_Toc242549723" w:history="1">
+          <w:hyperlink w:anchor="_Toc243091783" w:history="1">
             <w:r>
               <w:rPr>
                 <w:rStyle w:val="Hipervnculo"/>
@@ -2763,7 +2763,7 @@
               <w:rPr>
                 <w:noProof/>
               </w:rPr>
-              <w:instrText xml:space="preserve"> PAGEREF _Toc242549723 \h </w:instrText>
+              <w:instrText xml:space="preserve"> PAGEREF _Toc243091783 \h </w:instrText>
             </w:r>
             <w:r>
               <w:rPr>
@@ -2803,7 +2803,7 @@
               <w14:ligatures w14:val="standardContextual"/>
             </w:rPr>
           </w:pPr>
-          <w:hyperlink w:anchor="_Toc242549724" w:history="1">
+          <w:hyperlink w:anchor="_Toc243091784" w:history="1">
             <w:r>
               <w:rPr>
                 <w:rStyle w:val="Hipervnculo"/>
@@ -2827,7 +2827,7 @@
               <w:rPr>
                 <w:noProof/>
               </w:rPr>
-              <w:instrText xml:space="preserve"> PAGEREF _Toc242549724 \h </w:instrText>
+              <w:instrText xml:space="preserve"> PAGEREF _Toc243091784 \h </w:instrText>
             </w:r>
             <w:r>
               <w:rPr>
@@ -2867,7 +2867,7 @@
               <w14:ligatures w14:val="standardContextual"/>
             </w:rPr>
           </w:pPr>
-          <w:hyperlink w:anchor="_Toc242549725" w:history="1">
+          <w:hyperlink w:anchor="_Toc243091785" w:history="1">
             <w:r>
               <w:rPr>
                 <w:rStyle w:val="Hipervnculo"/>
@@ -2891,7 +2891,7 @@
               <w:rPr>
                 <w:noProof/>
               </w:rPr>
-              <w:instrText xml:space="preserve"> PAGEREF _Toc242549725 \h </w:instrText>
+              <w:instrText xml:space="preserve"> PAGEREF _Toc243091785 \h </w:instrText>
             </w:r>
             <w:r>
               <w:rPr>
@@ -2931,7 +2931,7 @@
               <w14:ligatures w14:val="standardContextual"/>
             </w:rPr>
           </w:pPr>
-          <w:hyperlink w:anchor="_Toc242549726" w:history="1">
+          <w:hyperlink w:anchor="_Toc243091786" w:history="1">
             <w:r>
               <w:rPr>
                 <w:rStyle w:val="Hipervnculo"/>
@@ -2955,7 +2955,7 @@
               <w:rPr>
                 <w:noProof/>
               </w:rPr>
-              <w:instrText xml:space="preserve"> PAGEREF _Toc242549726 \h </w:instrText>
+              <w:instrText xml:space="preserve"> PAGEREF _Toc243091786 \h </w:instrText>
             </w:r>
             <w:r>
               <w:rPr>
@@ -2995,7 +2995,7 @@
               <w14:ligatures w14:val="standardContextual"/>
             </w:rPr>
           </w:pPr>
-          <w:hyperlink w:anchor="_Toc242549727" w:history="1">
+          <w:hyperlink w:anchor="_Toc243091787" w:history="1">
             <w:r>
               <w:rPr>
                 <w:rStyle w:val="Hipervnculo"/>
@@ -3019,7 +3019,7 @@
               <w:rPr>
                 <w:noProof/>
               </w:rPr>
-              <w:instrText xml:space="preserve"> PAGEREF _Toc242549727 \h </w:instrText>
+              <w:instrText xml:space="preserve"> PAGEREF _Toc243091787 \h </w:instrText>
             </w:r>
             <w:r>
               <w:rPr>
@@ -3069,7 +3069,7 @@
       <w:pPr>
         <w:pStyle w:val="Ttulo1"/>
       </w:pPr>
-      <w:bookmarkStart w:id="0" w:name="_Toc242549721"/>
+      <w:bookmarkStart w:id="0" w:name="_Toc243091781"/>
       <w:r>
         <w:lastRenderedPageBreak/>
         <w:t>1. Enfoque de la calidad</w:t>
@@ -3588,7 +3588,7 @@
       <w:pPr>
         <w:pStyle w:val="Ttulo1"/>
       </w:pPr>
-      <w:bookmarkStart w:id="1" w:name="_Toc242549722"/>
+      <w:bookmarkStart w:id="1" w:name="_Toc243091782"/>
       <w:r>
         <w:t>2. Estándares y normas aplicables</w:t>
       </w:r>
@@ -3668,7 +3668,7 @@
       <w:pPr>
         <w:pStyle w:val="Ttulo1"/>
       </w:pPr>
-      <w:bookmarkStart w:id="2" w:name="_Toc242549723"/>
+      <w:bookmarkStart w:id="2" w:name="_Toc243091783"/>
       <w:r>
         <w:t>3. Métricas de calidad del producto</w:t>
       </w:r>
@@ -5663,7 +5663,7 @@
       <w:pPr>
         <w:pStyle w:val="Ttulo1"/>
       </w:pPr>
-      <w:bookmarkStart w:id="3" w:name="_Toc242549724"/>
+      <w:bookmarkStart w:id="3" w:name="_Toc243091784"/>
       <w:r>
         <w:t>4. Métricas de calidad del proyecto</w:t>
       </w:r>
@@ -6405,7 +6405,7 @@
       <w:pPr>
         <w:pStyle w:val="Ttulo1"/>
       </w:pPr>
-      <w:bookmarkStart w:id="4" w:name="_Toc242549725"/>
+      <w:bookmarkStart w:id="4" w:name="_Toc243091785"/>
       <w:r>
         <w:t>5. Aseguramiento de la calidad</w:t>
       </w:r>
@@ -6520,7 +6520,7 @@
       <w:pPr>
         <w:pStyle w:val="Ttulo1"/>
       </w:pPr>
-      <w:bookmarkStart w:id="5" w:name="_Toc242549726"/>
+      <w:bookmarkStart w:id="5" w:name="_Toc243091786"/>
       <w:r>
         <w:t>6. Control de la calidad</w:t>
       </w:r>
@@ -7981,7 +7981,7 @@
       <w:pPr>
         <w:pStyle w:val="Ttulo1"/>
       </w:pPr>
-      <w:bookmarkStart w:id="6" w:name="_Toc242549727"/>
+      <w:bookmarkStart w:id="6" w:name="_Toc243091787"/>
       <w:r>
         <w:t>7. Roles y registros</w:t>
       </w:r>
@@ -8904,64 +8904,10 @@
 <file path=word/numbering.xml><?xml version="1.0" encoding="utf-8"?>
 <w:numbering xmlns:wpc="http://schemas.microsoft.com/office/word/2010/wordprocessingCanvas" xmlns:cx="http://schemas.microsoft.com/office/drawing/2014/chartex" xmlns:cx1="http://schemas.microsoft.com/office/drawing/2015/9/8/chartex" xmlns:cx2="http://schemas.microsoft.com/office/drawing/2015/10/21/chartex" xmlns:cx3="http://schemas.microsoft.com/office/drawing/2016/5/9/chartex" xmlns:cx4="http://schemas.microsoft.com/office/drawing/2016/5/10/chartex" xmlns:cx5="http://schemas.microsoft.com/office/drawing/2016/5/11/chartex" xmlns:cx6="http://schemas.microsoft.com/office/drawing/2016/5/12/chartex" xmlns:cx7="http://schemas.microsoft.com/office/drawing/2016/5/13/chartex" xmlns:cx8="http://schemas.microsoft.com/office/drawing/2016/5/14/chartex" xmlns:mc="http://schemas.openxmlformats.org/markup-compatibility/2006" xmlns:aink="http://schemas.microsoft.com/office/drawing/2016/ink" xmlns:am3d="http://schemas.microsoft.com/office/drawing/2017/model3d" xmlns:o="urn:schemas-microsoft-com:office:office" xmlns:oel="http://schemas.microsoft.com/office/2019/extlst" xmlns:r="http://schemas.openxmlformats.org/officeDocument/2006/relationships" xmlns:m="http://schemas.openxmlformats.org/officeDocument/2006/math" xmlns:v="urn:schemas-microsoft-com:vml" xmlns:wp14="http://schemas.microsoft.com/office/word/2010/wordprocessingDrawing" xmlns:wp="http://schemas.openxmlformats.org/drawingml/2006/wordprocessingDrawing" xmlns:w10="urn:schemas-microsoft-com:office:word" xmlns:w="http://schemas.openxmlformats.org/wordprocessingml/2006/main" xmlns:w14="http://schemas.microsoft.com/office/word/2010/wordml" xmlns:w15="http://schemas.microsoft.com/office/word/2012/wordml" xmlns:w16cex="http://schemas.microsoft.com/office/word/2018/wordml/cex" xmlns:w16cid="http://schemas.microsoft.com/office/word/2016/wordml/cid" xmlns:w16="http://schemas.microsoft.com/office/word/2018/wordml" xmlns:w16du="http://schemas.microsoft.com/office/word/2023/wordml/word16du" xmlns:w16sdtdh="http://schemas.microsoft.com/office/word/2020/wordml/sdtdatahash" xmlns:w16sdtfl="http://schemas.microsoft.com/office/word/2024/wordml/sdtformatlock" xmlns:w16se="http://schemas.microsoft.com/office/word/2015/wordml/symex" xmlns:wpg="http://schemas.microsoft.com/office/word/2010/wordprocessingGroup" xmlns:wpi="http://schemas.microsoft.com/office/word/2010/wordprocessingInk" xmlns:wne="http://schemas.microsoft.com/office/word/2006/wordml" xmlns:wps="http://schemas.microsoft.com/office/word/2010/wordprocessingShape" mc:Ignorable="w14 w15 w16se w16cid w16 w16cex w16sdtdh w16sdtfl w16du wp14">
   <w:abstractNum w:abstractNumId="0" w15:restartNumberingAfterBreak="0">
-    <w:nsid w:val="114D643F"/>
+    <w:nsid w:val="050119A4"/>
     <w:multiLevelType w:val="hybridMultilevel"/>
-    <w:tmpl w:val="258E2CA0"/>
-    <w:lvl w:ilvl="0" w:tplc="409860E6">
-      <w:start w:val="1"/>
-      <w:numFmt w:val="bullet"/>
-      <w:lvlText w:val="•"/>
-      <w:lvlJc w:val="left"/>
-      <w:pPr>
-        <w:ind w:left="560" w:hanging="280"/>
-      </w:pPr>
-    </w:lvl>
-    <w:lvl w:ilvl="1" w:tplc="C88C1A94">
-      <w:numFmt w:val="decimal"/>
-      <w:lvlText w:val=""/>
-      <w:lvlJc w:val="left"/>
-    </w:lvl>
-    <w:lvl w:ilvl="2" w:tplc="1F7080F0">
-      <w:numFmt w:val="decimal"/>
-      <w:lvlText w:val=""/>
-      <w:lvlJc w:val="left"/>
-    </w:lvl>
-    <w:lvl w:ilvl="3" w:tplc="DCCC2CF4">
-      <w:numFmt w:val="decimal"/>
-      <w:lvlText w:val=""/>
-      <w:lvlJc w:val="left"/>
-    </w:lvl>
-    <w:lvl w:ilvl="4" w:tplc="0F0226EA">
-      <w:numFmt w:val="decimal"/>
-      <w:lvlText w:val=""/>
-      <w:lvlJc w:val="left"/>
-    </w:lvl>
-    <w:lvl w:ilvl="5" w:tplc="55BA3850">
-      <w:numFmt w:val="decimal"/>
-      <w:lvlText w:val=""/>
-      <w:lvlJc w:val="left"/>
-    </w:lvl>
-    <w:lvl w:ilvl="6" w:tplc="BF3E56FA">
-      <w:numFmt w:val="decimal"/>
-      <w:lvlText w:val=""/>
-      <w:lvlJc w:val="left"/>
-    </w:lvl>
-    <w:lvl w:ilvl="7" w:tplc="13D2E1DE">
-      <w:numFmt w:val="decimal"/>
-      <w:lvlText w:val=""/>
-      <w:lvlJc w:val="left"/>
-    </w:lvl>
-    <w:lvl w:ilvl="8" w:tplc="88D4CE30">
-      <w:numFmt w:val="decimal"/>
-      <w:lvlText w:val=""/>
-      <w:lvlJc w:val="left"/>
-    </w:lvl>
-  </w:abstractNum>
-  <w:abstractNum w:abstractNumId="1" w15:restartNumberingAfterBreak="0">
-    <w:nsid w:val="25E91893"/>
-    <w:multiLevelType w:val="hybridMultilevel"/>
-    <w:tmpl w:val="D5C0A516"/>
-    <w:lvl w:ilvl="0" w:tplc="A53A3C76">
+    <w:tmpl w:val="D5B650CC"/>
+    <w:lvl w:ilvl="0" w:tplc="208AD97C">
       <w:start w:val="1"/>
       <w:numFmt w:val="bullet"/>
       <w:lvlText w:val="●"/>
@@ -8970,7 +8916,7 @@
         <w:ind w:left="720" w:hanging="360"/>
       </w:pPr>
     </w:lvl>
-    <w:lvl w:ilvl="1" w:tplc="08CCBC80">
+    <w:lvl w:ilvl="1" w:tplc="0DE2038C">
       <w:start w:val="1"/>
       <w:numFmt w:val="bullet"/>
       <w:lvlText w:val="○"/>
@@ -8979,7 +8925,7 @@
         <w:ind w:left="1440" w:hanging="360"/>
       </w:pPr>
     </w:lvl>
-    <w:lvl w:ilvl="2" w:tplc="F93E848C">
+    <w:lvl w:ilvl="2" w:tplc="86201E46">
       <w:start w:val="1"/>
       <w:numFmt w:val="bullet"/>
       <w:lvlText w:val="■"/>
@@ -8988,7 +8934,7 @@
         <w:ind w:left="2160" w:hanging="360"/>
       </w:pPr>
     </w:lvl>
-    <w:lvl w:ilvl="3" w:tplc="78D4DF52">
+    <w:lvl w:ilvl="3" w:tplc="AD30ADFE">
       <w:start w:val="1"/>
       <w:numFmt w:val="bullet"/>
       <w:lvlText w:val="●"/>
@@ -8997,7 +8943,7 @@
         <w:ind w:left="2880" w:hanging="360"/>
       </w:pPr>
     </w:lvl>
-    <w:lvl w:ilvl="4" w:tplc="0FF69646">
+    <w:lvl w:ilvl="4" w:tplc="5C78E432">
       <w:start w:val="1"/>
       <w:numFmt w:val="bullet"/>
       <w:lvlText w:val="○"/>
@@ -9006,7 +8952,7 @@
         <w:ind w:left="3600" w:hanging="360"/>
       </w:pPr>
     </w:lvl>
-    <w:lvl w:ilvl="5" w:tplc="8E5E0F32">
+    <w:lvl w:ilvl="5" w:tplc="0E04268E">
       <w:start w:val="1"/>
       <w:numFmt w:val="bullet"/>
       <w:lvlText w:val="■"/>
@@ -9015,7 +8961,7 @@
         <w:ind w:left="4320" w:hanging="360"/>
       </w:pPr>
     </w:lvl>
-    <w:lvl w:ilvl="6" w:tplc="72047568">
+    <w:lvl w:ilvl="6" w:tplc="8DBE3C32">
       <w:start w:val="1"/>
       <w:numFmt w:val="bullet"/>
       <w:lvlText w:val="●"/>
@@ -9024,7 +8970,7 @@
         <w:ind w:left="5040" w:hanging="360"/>
       </w:pPr>
     </w:lvl>
-    <w:lvl w:ilvl="7" w:tplc="9ED4BAD0">
+    <w:lvl w:ilvl="7" w:tplc="97C25558">
       <w:start w:val="1"/>
       <w:numFmt w:val="bullet"/>
       <w:lvlText w:val="●"/>
@@ -9033,7 +8979,7 @@
         <w:ind w:left="5760" w:hanging="360"/>
       </w:pPr>
     </w:lvl>
-    <w:lvl w:ilvl="8" w:tplc="6722FBA8">
+    <w:lvl w:ilvl="8" w:tplc="97A63B0E">
       <w:start w:val="1"/>
       <w:numFmt w:val="bullet"/>
       <w:lvlText w:val="●"/>
@@ -9043,11 +8989,11 @@
       </w:pPr>
     </w:lvl>
   </w:abstractNum>
-  <w:abstractNum w:abstractNumId="2" w15:restartNumberingAfterBreak="0">
-    <w:nsid w:val="57176580"/>
+  <w:abstractNum w:abstractNumId="1" w15:restartNumberingAfterBreak="0">
+    <w:nsid w:val="4D283221"/>
     <w:multiLevelType w:val="hybridMultilevel"/>
-    <w:tmpl w:val="49EC49C8"/>
-    <w:lvl w:ilvl="0" w:tplc="DA8A9342">
+    <w:tmpl w:val="B458183E"/>
+    <w:lvl w:ilvl="0" w:tplc="5F2A68FC">
       <w:start w:val="1"/>
       <w:numFmt w:val="decimal"/>
       <w:lvlText w:val="%1."/>
@@ -9056,61 +9002,115 @@
         <w:ind w:left="560" w:hanging="340"/>
       </w:pPr>
     </w:lvl>
-    <w:lvl w:ilvl="1" w:tplc="C11A8A9E">
+    <w:lvl w:ilvl="1" w:tplc="0F768B30">
       <w:numFmt w:val="decimal"/>
       <w:lvlText w:val=""/>
       <w:lvlJc w:val="left"/>
     </w:lvl>
-    <w:lvl w:ilvl="2" w:tplc="3DE28160">
+    <w:lvl w:ilvl="2" w:tplc="4A0E8766">
       <w:numFmt w:val="decimal"/>
       <w:lvlText w:val=""/>
       <w:lvlJc w:val="left"/>
     </w:lvl>
-    <w:lvl w:ilvl="3" w:tplc="B4F6C6EE">
+    <w:lvl w:ilvl="3" w:tplc="F902887E">
       <w:numFmt w:val="decimal"/>
       <w:lvlText w:val=""/>
       <w:lvlJc w:val="left"/>
     </w:lvl>
-    <w:lvl w:ilvl="4" w:tplc="0FDA87C0">
+    <w:lvl w:ilvl="4" w:tplc="EFF2D04E">
       <w:numFmt w:val="decimal"/>
       <w:lvlText w:val=""/>
       <w:lvlJc w:val="left"/>
     </w:lvl>
-    <w:lvl w:ilvl="5" w:tplc="585C30FE">
+    <w:lvl w:ilvl="5" w:tplc="D6D43CF8">
       <w:numFmt w:val="decimal"/>
       <w:lvlText w:val=""/>
       <w:lvlJc w:val="left"/>
     </w:lvl>
-    <w:lvl w:ilvl="6" w:tplc="DD90817A">
+    <w:lvl w:ilvl="6" w:tplc="6AD60008">
       <w:numFmt w:val="decimal"/>
       <w:lvlText w:val=""/>
       <w:lvlJc w:val="left"/>
     </w:lvl>
-    <w:lvl w:ilvl="7" w:tplc="985C9ADE">
+    <w:lvl w:ilvl="7" w:tplc="84E25D24">
       <w:numFmt w:val="decimal"/>
       <w:lvlText w:val=""/>
       <w:lvlJc w:val="left"/>
     </w:lvl>
-    <w:lvl w:ilvl="8" w:tplc="9BE41CF0">
+    <w:lvl w:ilvl="8" w:tplc="B8A05E3E">
       <w:numFmt w:val="decimal"/>
       <w:lvlText w:val=""/>
       <w:lvlJc w:val="left"/>
     </w:lvl>
   </w:abstractNum>
-  <w:num w:numId="1" w16cid:durableId="1685353223">
-    <w:abstractNumId w:val="1"/>
-    <w:lvlOverride w:ilvl="0">
-      <w:startOverride w:val="1"/>
-    </w:lvlOverride>
-  </w:num>
-  <w:num w:numId="2" w16cid:durableId="1177041978">
+  <w:abstractNum w:abstractNumId="2" w15:restartNumberingAfterBreak="0">
+    <w:nsid w:val="7BEA152C"/>
+    <w:multiLevelType w:val="hybridMultilevel"/>
+    <w:tmpl w:val="F118DF36"/>
+    <w:lvl w:ilvl="0" w:tplc="B2D4DE0C">
+      <w:start w:val="1"/>
+      <w:numFmt w:val="bullet"/>
+      <w:lvlText w:val="•"/>
+      <w:lvlJc w:val="left"/>
+      <w:pPr>
+        <w:ind w:left="560" w:hanging="280"/>
+      </w:pPr>
+    </w:lvl>
+    <w:lvl w:ilvl="1" w:tplc="0AE8C822">
+      <w:numFmt w:val="decimal"/>
+      <w:lvlText w:val=""/>
+      <w:lvlJc w:val="left"/>
+    </w:lvl>
+    <w:lvl w:ilvl="2" w:tplc="688C1D34">
+      <w:numFmt w:val="decimal"/>
+      <w:lvlText w:val=""/>
+      <w:lvlJc w:val="left"/>
+    </w:lvl>
+    <w:lvl w:ilvl="3" w:tplc="D5B2CB5C">
+      <w:numFmt w:val="decimal"/>
+      <w:lvlText w:val=""/>
+      <w:lvlJc w:val="left"/>
+    </w:lvl>
+    <w:lvl w:ilvl="4" w:tplc="0E88F582">
+      <w:numFmt w:val="decimal"/>
+      <w:lvlText w:val=""/>
+      <w:lvlJc w:val="left"/>
+    </w:lvl>
+    <w:lvl w:ilvl="5" w:tplc="04CEB7B4">
+      <w:numFmt w:val="decimal"/>
+      <w:lvlText w:val=""/>
+      <w:lvlJc w:val="left"/>
+    </w:lvl>
+    <w:lvl w:ilvl="6" w:tplc="F58EE77E">
+      <w:numFmt w:val="decimal"/>
+      <w:lvlText w:val=""/>
+      <w:lvlJc w:val="left"/>
+    </w:lvl>
+    <w:lvl w:ilvl="7" w:tplc="91560438">
+      <w:numFmt w:val="decimal"/>
+      <w:lvlText w:val=""/>
+      <w:lvlJc w:val="left"/>
+    </w:lvl>
+    <w:lvl w:ilvl="8" w:tplc="1D883E78">
+      <w:numFmt w:val="decimal"/>
+      <w:lvlText w:val=""/>
+      <w:lvlJc w:val="left"/>
+    </w:lvl>
+  </w:abstractNum>
+  <w:num w:numId="1" w16cid:durableId="1383359895">
     <w:abstractNumId w:val="0"/>
     <w:lvlOverride w:ilvl="0">
       <w:startOverride w:val="1"/>
     </w:lvlOverride>
   </w:num>
-  <w:num w:numId="3" w16cid:durableId="897981888">
+  <w:num w:numId="2" w16cid:durableId="669792100">
     <w:abstractNumId w:val="2"/>
+    <w:lvlOverride w:ilvl="0">
+      <w:startOverride w:val="1"/>
+    </w:lvlOverride>
+  </w:num>
+  <w:num w:numId="3" w16cid:durableId="39400281">
+    <w:abstractNumId w:val="1"/>
     <w:lvlOverride w:ilvl="0">
       <w:startOverride w:val="1"/>
     </w:lvlOverride>
@@ -9702,7 +9702,7 @@
     <w:autoRedefine/>
     <w:uiPriority w:val="39"/>
     <w:unhideWhenUsed/>
-    <w:rsid w:val="00B64780"/>
+    <w:rsid w:val="00001C5A"/>
     <w:pPr>
       <w:spacing w:after="100"/>
     </w:pPr>

--- a/public/documentos/ALC-03-plan-de-gestion-de-la-calidad.docx
+++ b/public/documentos/ALC-03-plan-de-gestion-de-la-calidad.docx
@@ -52,7 +52,7 @@
                 <w:noProof/>
               </w:rPr>
               <w:drawing>
-                <wp:inline distT="0" distB="0" distL="0" distR="0" wp14:anchorId="2852D01A" wp14:editId="0C064CBE">
+                <wp:inline distT="0" distB="0" distL="0" distR="0" wp14:anchorId="69BFC378" wp14:editId="7CBAAF6D">
                   <wp:extent cx="990600" cy="990600"/>
                   <wp:effectExtent l="0" t="0" r="0" b="0"/>
                   <wp:docPr id="1" name="Imagen 1"/>
@@ -171,10 +171,10 @@
                 <w:noProof/>
               </w:rPr>
               <w:drawing>
-                <wp:inline distT="0" distB="0" distL="0" distR="0" wp14:anchorId="68BAB996" wp14:editId="5E6EA1E8">
+                <wp:inline distT="0" distB="0" distL="0" distR="0" wp14:anchorId="20E8EAD3" wp14:editId="22856ECE">
                   <wp:extent cx="800100" cy="800100"/>
                   <wp:effectExtent l="0" t="0" r="0" b="0"/>
-                  <wp:docPr id="473002904" name="Imagen 473002904"/>
+                  <wp:docPr id="944290526" name="Imagen 944290526"/>
                   <wp:cNvGraphicFramePr>
                     <a:graphicFrameLocks xmlns:a="http://schemas.openxmlformats.org/drawingml/2006/main" noChangeAspect="1"/>
                   </wp:cNvGraphicFramePr>
@@ -2585,7 +2585,7 @@
     <w:sdt>
       <w:sdtPr>
         <w:alias w:val="Contenido"/>
-        <w:id w:val="-901604369"/>
+        <w:id w:val="1816911623"/>
       </w:sdtPr>
       <w:sdtEndPr/>
       <w:sdtContent>
@@ -2611,7 +2611,7 @@
           <w:r>
             <w:fldChar w:fldCharType="separate"/>
           </w:r>
-          <w:hyperlink w:anchor="_Toc243091781" w:history="1">
+          <w:hyperlink w:anchor="_Toc243093594" w:history="1">
             <w:r>
               <w:rPr>
                 <w:rStyle w:val="Hipervnculo"/>
@@ -2635,7 +2635,7 @@
               <w:rPr>
                 <w:noProof/>
               </w:rPr>
-              <w:instrText xml:space="preserve"> PAGEREF _Toc243091781 \h </w:instrText>
+              <w:instrText xml:space="preserve"> PAGEREF _Toc243093594 \h </w:instrText>
             </w:r>
             <w:r>
               <w:rPr>
@@ -2675,7 +2675,7 @@
               <w14:ligatures w14:val="standardContextual"/>
             </w:rPr>
           </w:pPr>
-          <w:hyperlink w:anchor="_Toc243091782" w:history="1">
+          <w:hyperlink w:anchor="_Toc243093595" w:history="1">
             <w:r>
               <w:rPr>
                 <w:rStyle w:val="Hipervnculo"/>
@@ -2699,7 +2699,7 @@
               <w:rPr>
                 <w:noProof/>
               </w:rPr>
-              <w:instrText xml:space="preserve"> PAGEREF _Toc243091782 \h </w:instrText>
+              <w:instrText xml:space="preserve"> PAGEREF _Toc243093595 \h </w:instrText>
             </w:r>
             <w:r>
               <w:rPr>
@@ -2739,7 +2739,7 @@
               <w14:ligatures w14:val="standardContextual"/>
             </w:rPr>
           </w:pPr>
-          <w:hyperlink w:anchor="_Toc243091783" w:history="1">
+          <w:hyperlink w:anchor="_Toc243093596" w:history="1">
             <w:r>
               <w:rPr>
                 <w:rStyle w:val="Hipervnculo"/>
@@ -2763,7 +2763,7 @@
               <w:rPr>
                 <w:noProof/>
               </w:rPr>
-              <w:instrText xml:space="preserve"> PAGEREF _Toc243091783 \h </w:instrText>
+              <w:instrText xml:space="preserve"> PAGEREF _Toc243093596 \h </w:instrText>
             </w:r>
             <w:r>
               <w:rPr>
@@ -2803,7 +2803,7 @@
               <w14:ligatures w14:val="standardContextual"/>
             </w:rPr>
           </w:pPr>
-          <w:hyperlink w:anchor="_Toc243091784" w:history="1">
+          <w:hyperlink w:anchor="_Toc243093597" w:history="1">
             <w:r>
               <w:rPr>
                 <w:rStyle w:val="Hipervnculo"/>
@@ -2827,7 +2827,7 @@
               <w:rPr>
                 <w:noProof/>
               </w:rPr>
-              <w:instrText xml:space="preserve"> PAGEREF _Toc243091784 \h </w:instrText>
+              <w:instrText xml:space="preserve"> PAGEREF _Toc243093597 \h </w:instrText>
             </w:r>
             <w:r>
               <w:rPr>
@@ -2867,7 +2867,7 @@
               <w14:ligatures w14:val="standardContextual"/>
             </w:rPr>
           </w:pPr>
-          <w:hyperlink w:anchor="_Toc243091785" w:history="1">
+          <w:hyperlink w:anchor="_Toc243093598" w:history="1">
             <w:r>
               <w:rPr>
                 <w:rStyle w:val="Hipervnculo"/>
@@ -2891,7 +2891,7 @@
               <w:rPr>
                 <w:noProof/>
               </w:rPr>
-              <w:instrText xml:space="preserve"> PAGEREF _Toc243091785 \h </w:instrText>
+              <w:instrText xml:space="preserve"> PAGEREF _Toc243093598 \h </w:instrText>
             </w:r>
             <w:r>
               <w:rPr>
@@ -2931,7 +2931,7 @@
               <w14:ligatures w14:val="standardContextual"/>
             </w:rPr>
           </w:pPr>
-          <w:hyperlink w:anchor="_Toc243091786" w:history="1">
+          <w:hyperlink w:anchor="_Toc243093599" w:history="1">
             <w:r>
               <w:rPr>
                 <w:rStyle w:val="Hipervnculo"/>
@@ -2955,7 +2955,7 @@
               <w:rPr>
                 <w:noProof/>
               </w:rPr>
-              <w:instrText xml:space="preserve"> PAGEREF _Toc243091786 \h </w:instrText>
+              <w:instrText xml:space="preserve"> PAGEREF _Toc243093599 \h </w:instrText>
             </w:r>
             <w:r>
               <w:rPr>
@@ -2995,7 +2995,7 @@
               <w14:ligatures w14:val="standardContextual"/>
             </w:rPr>
           </w:pPr>
-          <w:hyperlink w:anchor="_Toc243091787" w:history="1">
+          <w:hyperlink w:anchor="_Toc243093600" w:history="1">
             <w:r>
               <w:rPr>
                 <w:rStyle w:val="Hipervnculo"/>
@@ -3019,7 +3019,7 @@
               <w:rPr>
                 <w:noProof/>
               </w:rPr>
-              <w:instrText xml:space="preserve"> PAGEREF _Toc243091787 \h </w:instrText>
+              <w:instrText xml:space="preserve"> PAGEREF _Toc243093600 \h </w:instrText>
             </w:r>
             <w:r>
               <w:rPr>
@@ -3069,7 +3069,7 @@
       <w:pPr>
         <w:pStyle w:val="Ttulo1"/>
       </w:pPr>
-      <w:bookmarkStart w:id="0" w:name="_Toc243091781"/>
+      <w:bookmarkStart w:id="0" w:name="_Toc243093594"/>
       <w:r>
         <w:lastRenderedPageBreak/>
         <w:t>1. Enfoque de la calidad</w:t>
@@ -3588,7 +3588,7 @@
       <w:pPr>
         <w:pStyle w:val="Ttulo1"/>
       </w:pPr>
-      <w:bookmarkStart w:id="1" w:name="_Toc243091782"/>
+      <w:bookmarkStart w:id="1" w:name="_Toc243093595"/>
       <w:r>
         <w:t>2. Estándares y normas aplicables</w:t>
       </w:r>
@@ -3668,7 +3668,7 @@
       <w:pPr>
         <w:pStyle w:val="Ttulo1"/>
       </w:pPr>
-      <w:bookmarkStart w:id="2" w:name="_Toc243091783"/>
+      <w:bookmarkStart w:id="2" w:name="_Toc243093596"/>
       <w:r>
         <w:t>3. Métricas de calidad del producto</w:t>
       </w:r>
@@ -5663,7 +5663,7 @@
       <w:pPr>
         <w:pStyle w:val="Ttulo1"/>
       </w:pPr>
-      <w:bookmarkStart w:id="3" w:name="_Toc243091784"/>
+      <w:bookmarkStart w:id="3" w:name="_Toc243093597"/>
       <w:r>
         <w:t>4. Métricas de calidad del proyecto</w:t>
       </w:r>
@@ -6405,7 +6405,7 @@
       <w:pPr>
         <w:pStyle w:val="Ttulo1"/>
       </w:pPr>
-      <w:bookmarkStart w:id="4" w:name="_Toc243091785"/>
+      <w:bookmarkStart w:id="4" w:name="_Toc243093598"/>
       <w:r>
         <w:t>5. Aseguramiento de la calidad</w:t>
       </w:r>
@@ -6520,7 +6520,7 @@
       <w:pPr>
         <w:pStyle w:val="Ttulo1"/>
       </w:pPr>
-      <w:bookmarkStart w:id="5" w:name="_Toc243091786"/>
+      <w:bookmarkStart w:id="5" w:name="_Toc243093599"/>
       <w:r>
         <w:t>6. Control de la calidad</w:t>
       </w:r>
@@ -7981,7 +7981,7 @@
       <w:pPr>
         <w:pStyle w:val="Ttulo1"/>
       </w:pPr>
-      <w:bookmarkStart w:id="6" w:name="_Toc243091787"/>
+      <w:bookmarkStart w:id="6" w:name="_Toc243093600"/>
       <w:r>
         <w:t>7. Roles y registros</w:t>
       </w:r>
@@ -8904,10 +8904,10 @@
 <file path=word/numbering.xml><?xml version="1.0" encoding="utf-8"?>
 <w:numbering xmlns:wpc="http://schemas.microsoft.com/office/word/2010/wordprocessingCanvas" xmlns:cx="http://schemas.microsoft.com/office/drawing/2014/chartex" xmlns:cx1="http://schemas.microsoft.com/office/drawing/2015/9/8/chartex" xmlns:cx2="http://schemas.microsoft.com/office/drawing/2015/10/21/chartex" xmlns:cx3="http://schemas.microsoft.com/office/drawing/2016/5/9/chartex" xmlns:cx4="http://schemas.microsoft.com/office/drawing/2016/5/10/chartex" xmlns:cx5="http://schemas.microsoft.com/office/drawing/2016/5/11/chartex" xmlns:cx6="http://schemas.microsoft.com/office/drawing/2016/5/12/chartex" xmlns:cx7="http://schemas.microsoft.com/office/drawing/2016/5/13/chartex" xmlns:cx8="http://schemas.microsoft.com/office/drawing/2016/5/14/chartex" xmlns:mc="http://schemas.openxmlformats.org/markup-compatibility/2006" xmlns:aink="http://schemas.microsoft.com/office/drawing/2016/ink" xmlns:am3d="http://schemas.microsoft.com/office/drawing/2017/model3d" xmlns:o="urn:schemas-microsoft-com:office:office" xmlns:oel="http://schemas.microsoft.com/office/2019/extlst" xmlns:r="http://schemas.openxmlformats.org/officeDocument/2006/relationships" xmlns:m="http://schemas.openxmlformats.org/officeDocument/2006/math" xmlns:v="urn:schemas-microsoft-com:vml" xmlns:wp14="http://schemas.microsoft.com/office/word/2010/wordprocessingDrawing" xmlns:wp="http://schemas.openxmlformats.org/drawingml/2006/wordprocessingDrawing" xmlns:w10="urn:schemas-microsoft-com:office:word" xmlns:w="http://schemas.openxmlformats.org/wordprocessingml/2006/main" xmlns:w14="http://schemas.microsoft.com/office/word/2010/wordml" xmlns:w15="http://schemas.microsoft.com/office/word/2012/wordml" xmlns:w16cex="http://schemas.microsoft.com/office/word/2018/wordml/cex" xmlns:w16cid="http://schemas.microsoft.com/office/word/2016/wordml/cid" xmlns:w16="http://schemas.microsoft.com/office/word/2018/wordml" xmlns:w16du="http://schemas.microsoft.com/office/word/2023/wordml/word16du" xmlns:w16sdtdh="http://schemas.microsoft.com/office/word/2020/wordml/sdtdatahash" xmlns:w16sdtfl="http://schemas.microsoft.com/office/word/2024/wordml/sdtformatlock" xmlns:w16se="http://schemas.microsoft.com/office/word/2015/wordml/symex" xmlns:wpg="http://schemas.microsoft.com/office/word/2010/wordprocessingGroup" xmlns:wpi="http://schemas.microsoft.com/office/word/2010/wordprocessingInk" xmlns:wne="http://schemas.microsoft.com/office/word/2006/wordml" xmlns:wps="http://schemas.microsoft.com/office/word/2010/wordprocessingShape" mc:Ignorable="w14 w15 w16se w16cid w16 w16cex w16sdtdh w16sdtfl w16du wp14">
   <w:abstractNum w:abstractNumId="0" w15:restartNumberingAfterBreak="0">
-    <w:nsid w:val="050119A4"/>
+    <w:nsid w:val="1089150D"/>
     <w:multiLevelType w:val="hybridMultilevel"/>
-    <w:tmpl w:val="D5B650CC"/>
-    <w:lvl w:ilvl="0" w:tplc="208AD97C">
+    <w:tmpl w:val="979CB78E"/>
+    <w:lvl w:ilvl="0" w:tplc="7132EC5C">
       <w:start w:val="1"/>
       <w:numFmt w:val="bullet"/>
       <w:lvlText w:val="●"/>
@@ -8916,7 +8916,7 @@
         <w:ind w:left="720" w:hanging="360"/>
       </w:pPr>
     </w:lvl>
-    <w:lvl w:ilvl="1" w:tplc="0DE2038C">
+    <w:lvl w:ilvl="1" w:tplc="0B5C0FEA">
       <w:start w:val="1"/>
       <w:numFmt w:val="bullet"/>
       <w:lvlText w:val="○"/>
@@ -8925,7 +8925,7 @@
         <w:ind w:left="1440" w:hanging="360"/>
       </w:pPr>
     </w:lvl>
-    <w:lvl w:ilvl="2" w:tplc="86201E46">
+    <w:lvl w:ilvl="2" w:tplc="FF3AFCA8">
       <w:start w:val="1"/>
       <w:numFmt w:val="bullet"/>
       <w:lvlText w:val="■"/>
@@ -8934,7 +8934,7 @@
         <w:ind w:left="2160" w:hanging="360"/>
       </w:pPr>
     </w:lvl>
-    <w:lvl w:ilvl="3" w:tplc="AD30ADFE">
+    <w:lvl w:ilvl="3" w:tplc="5178E4EE">
       <w:start w:val="1"/>
       <w:numFmt w:val="bullet"/>
       <w:lvlText w:val="●"/>
@@ -8943,7 +8943,7 @@
         <w:ind w:left="2880" w:hanging="360"/>
       </w:pPr>
     </w:lvl>
-    <w:lvl w:ilvl="4" w:tplc="5C78E432">
+    <w:lvl w:ilvl="4" w:tplc="3574ED9A">
       <w:start w:val="1"/>
       <w:numFmt w:val="bullet"/>
       <w:lvlText w:val="○"/>
@@ -8952,7 +8952,7 @@
         <w:ind w:left="3600" w:hanging="360"/>
       </w:pPr>
     </w:lvl>
-    <w:lvl w:ilvl="5" w:tplc="0E04268E">
+    <w:lvl w:ilvl="5" w:tplc="DAA69378">
       <w:start w:val="1"/>
       <w:numFmt w:val="bullet"/>
       <w:lvlText w:val="■"/>
@@ -8961,7 +8961,7 @@
         <w:ind w:left="4320" w:hanging="360"/>
       </w:pPr>
     </w:lvl>
-    <w:lvl w:ilvl="6" w:tplc="8DBE3C32">
+    <w:lvl w:ilvl="6" w:tplc="FB768936">
       <w:start w:val="1"/>
       <w:numFmt w:val="bullet"/>
       <w:lvlText w:val="●"/>
@@ -8970,7 +8970,7 @@
         <w:ind w:left="5040" w:hanging="360"/>
       </w:pPr>
     </w:lvl>
-    <w:lvl w:ilvl="7" w:tplc="97C25558">
+    <w:lvl w:ilvl="7" w:tplc="5B08A608">
       <w:start w:val="1"/>
       <w:numFmt w:val="bullet"/>
       <w:lvlText w:val="●"/>
@@ -8979,7 +8979,7 @@
         <w:ind w:left="5760" w:hanging="360"/>
       </w:pPr>
     </w:lvl>
-    <w:lvl w:ilvl="8" w:tplc="97A63B0E">
+    <w:lvl w:ilvl="8" w:tplc="180AA4B6">
       <w:start w:val="1"/>
       <w:numFmt w:val="bullet"/>
       <w:lvlText w:val="●"/>
@@ -8990,10 +8990,10 @@
     </w:lvl>
   </w:abstractNum>
   <w:abstractNum w:abstractNumId="1" w15:restartNumberingAfterBreak="0">
-    <w:nsid w:val="4D283221"/>
+    <w:nsid w:val="177D3C21"/>
     <w:multiLevelType w:val="hybridMultilevel"/>
-    <w:tmpl w:val="B458183E"/>
-    <w:lvl w:ilvl="0" w:tplc="5F2A68FC">
+    <w:tmpl w:val="16367EE4"/>
+    <w:lvl w:ilvl="0" w:tplc="7400C268">
       <w:start w:val="1"/>
       <w:numFmt w:val="decimal"/>
       <w:lvlText w:val="%1."/>
@@ -9002,52 +9002,52 @@
         <w:ind w:left="560" w:hanging="340"/>
       </w:pPr>
     </w:lvl>
-    <w:lvl w:ilvl="1" w:tplc="0F768B30">
+    <w:lvl w:ilvl="1" w:tplc="C81C7D32">
       <w:numFmt w:val="decimal"/>
       <w:lvlText w:val=""/>
       <w:lvlJc w:val="left"/>
     </w:lvl>
-    <w:lvl w:ilvl="2" w:tplc="4A0E8766">
+    <w:lvl w:ilvl="2" w:tplc="50CACEC4">
       <w:numFmt w:val="decimal"/>
       <w:lvlText w:val=""/>
       <w:lvlJc w:val="left"/>
     </w:lvl>
-    <w:lvl w:ilvl="3" w:tplc="F902887E">
+    <w:lvl w:ilvl="3" w:tplc="BAB68580">
       <w:numFmt w:val="decimal"/>
       <w:lvlText w:val=""/>
       <w:lvlJc w:val="left"/>
     </w:lvl>
-    <w:lvl w:ilvl="4" w:tplc="EFF2D04E">
+    <w:lvl w:ilvl="4" w:tplc="DEE20224">
       <w:numFmt w:val="decimal"/>
       <w:lvlText w:val=""/>
       <w:lvlJc w:val="left"/>
     </w:lvl>
-    <w:lvl w:ilvl="5" w:tplc="D6D43CF8">
+    <w:lvl w:ilvl="5" w:tplc="65502068">
       <w:numFmt w:val="decimal"/>
       <w:lvlText w:val=""/>
       <w:lvlJc w:val="left"/>
     </w:lvl>
-    <w:lvl w:ilvl="6" w:tplc="6AD60008">
+    <w:lvl w:ilvl="6" w:tplc="BE86B280">
       <w:numFmt w:val="decimal"/>
       <w:lvlText w:val=""/>
       <w:lvlJc w:val="left"/>
     </w:lvl>
-    <w:lvl w:ilvl="7" w:tplc="84E25D24">
+    <w:lvl w:ilvl="7" w:tplc="538A44C4">
       <w:numFmt w:val="decimal"/>
       <w:lvlText w:val=""/>
       <w:lvlJc w:val="left"/>
     </w:lvl>
-    <w:lvl w:ilvl="8" w:tplc="B8A05E3E">
+    <w:lvl w:ilvl="8" w:tplc="96DCDD04">
       <w:numFmt w:val="decimal"/>
       <w:lvlText w:val=""/>
       <w:lvlJc w:val="left"/>
     </w:lvl>
   </w:abstractNum>
   <w:abstractNum w:abstractNumId="2" w15:restartNumberingAfterBreak="0">
-    <w:nsid w:val="7BEA152C"/>
+    <w:nsid w:val="5B2D08E1"/>
     <w:multiLevelType w:val="hybridMultilevel"/>
-    <w:tmpl w:val="F118DF36"/>
-    <w:lvl w:ilvl="0" w:tplc="B2D4DE0C">
+    <w:tmpl w:val="B786FDA6"/>
+    <w:lvl w:ilvl="0" w:tplc="542474A6">
       <w:start w:val="1"/>
       <w:numFmt w:val="bullet"/>
       <w:lvlText w:val="•"/>
@@ -9056,60 +9056,60 @@
         <w:ind w:left="560" w:hanging="280"/>
       </w:pPr>
     </w:lvl>
-    <w:lvl w:ilvl="1" w:tplc="0AE8C822">
+    <w:lvl w:ilvl="1" w:tplc="9434FAFE">
       <w:numFmt w:val="decimal"/>
       <w:lvlText w:val=""/>
       <w:lvlJc w:val="left"/>
     </w:lvl>
-    <w:lvl w:ilvl="2" w:tplc="688C1D34">
+    <w:lvl w:ilvl="2" w:tplc="ACA60178">
       <w:numFmt w:val="decimal"/>
       <w:lvlText w:val=""/>
       <w:lvlJc w:val="left"/>
     </w:lvl>
-    <w:lvl w:ilvl="3" w:tplc="D5B2CB5C">
+    <w:lvl w:ilvl="3" w:tplc="A792262A">
       <w:numFmt w:val="decimal"/>
       <w:lvlText w:val=""/>
       <w:lvlJc w:val="left"/>
     </w:lvl>
-    <w:lvl w:ilvl="4" w:tplc="0E88F582">
+    <w:lvl w:ilvl="4" w:tplc="6F7A0C44">
       <w:numFmt w:val="decimal"/>
       <w:lvlText w:val=""/>
       <w:lvlJc w:val="left"/>
     </w:lvl>
-    <w:lvl w:ilvl="5" w:tplc="04CEB7B4">
+    <w:lvl w:ilvl="5" w:tplc="0D666730">
       <w:numFmt w:val="decimal"/>
       <w:lvlText w:val=""/>
       <w:lvlJc w:val="left"/>
     </w:lvl>
-    <w:lvl w:ilvl="6" w:tplc="F58EE77E">
+    <w:lvl w:ilvl="6" w:tplc="0C3232B6">
       <w:numFmt w:val="decimal"/>
       <w:lvlText w:val=""/>
       <w:lvlJc w:val="left"/>
     </w:lvl>
-    <w:lvl w:ilvl="7" w:tplc="91560438">
+    <w:lvl w:ilvl="7" w:tplc="DF2C5AA8">
       <w:numFmt w:val="decimal"/>
       <w:lvlText w:val=""/>
       <w:lvlJc w:val="left"/>
     </w:lvl>
-    <w:lvl w:ilvl="8" w:tplc="1D883E78">
+    <w:lvl w:ilvl="8" w:tplc="3C6EBBA6">
       <w:numFmt w:val="decimal"/>
       <w:lvlText w:val=""/>
       <w:lvlJc w:val="left"/>
     </w:lvl>
   </w:abstractNum>
-  <w:num w:numId="1" w16cid:durableId="1383359895">
+  <w:num w:numId="1" w16cid:durableId="1516073428">
     <w:abstractNumId w:val="0"/>
     <w:lvlOverride w:ilvl="0">
       <w:startOverride w:val="1"/>
     </w:lvlOverride>
   </w:num>
-  <w:num w:numId="2" w16cid:durableId="669792100">
+  <w:num w:numId="2" w16cid:durableId="363484878">
     <w:abstractNumId w:val="2"/>
     <w:lvlOverride w:ilvl="0">
       <w:startOverride w:val="1"/>
     </w:lvlOverride>
   </w:num>
-  <w:num w:numId="3" w16cid:durableId="39400281">
+  <w:num w:numId="3" w16cid:durableId="1201480802">
     <w:abstractNumId w:val="1"/>
     <w:lvlOverride w:ilvl="0">
       <w:startOverride w:val="1"/>
@@ -9702,7 +9702,7 @@
     <w:autoRedefine/>
     <w:uiPriority w:val="39"/>
     <w:unhideWhenUsed/>
-    <w:rsid w:val="00001C5A"/>
+    <w:rsid w:val="006751BA"/>
     <w:pPr>
       <w:spacing w:after="100"/>
     </w:pPr>
